--- a/rusun-backend/app/templates/template_sip.docx
+++ b/rusun-backend/app/templates/template_sip.docx
@@ -44,7 +44,7 @@
           <v:shape id="_x0000_s1027" type="#_x0000_t75" style="position:absolute;left:0;text-align:left;margin-left:-24.75pt;margin-top:1.85pt;width:64.6pt;height:71.1pt;z-index:251658240;visibility:visible;mso-wrap-style:tight;mso-wrap-edited:f">
             <v:imagedata r:id="rId7" o:title=""/>
           </v:shape>
-          <o:OLEObject Type="Embed" ProgID="Word.Picture.8" ShapeID="_x0000_s1027" DrawAspect="Content" ObjectID="_1837007598" r:id="rId8"/>
+          <o:OLEObject Type="Embed" ProgID="Word.Picture.8" ShapeID="_x0000_s1027" DrawAspect="Content" ObjectID="_1837444501" r:id="rId8"/>
         </w:object>
       </w:r>
       <w:r>
@@ -144,7 +144,127 @@
           <w:sz w:val="20"/>
           <w:szCs w:val="20"/>
         </w:rPr>
-        <w:t>At-taqwa Kelurahan Cigugur Tengah Kecamatan Cigugur Tengah Kota Cimahi 40522</w:t>
+        <w:t>At-</w:t>
+      </w:r>
+      <w:proofErr w:type="spellStart"/>
+      <w:r>
+        <w:rPr>
+          <w:rFonts w:ascii="Arial" w:hAnsi="Arial" w:cs="Arial"/>
+          <w:bCs/>
+          <w:sz w:val="20"/>
+          <w:szCs w:val="20"/>
+        </w:rPr>
+        <w:t>taqwa</w:t>
+      </w:r>
+      <w:proofErr w:type="spellEnd"/>
+      <w:r>
+        <w:rPr>
+          <w:rFonts w:ascii="Arial" w:hAnsi="Arial" w:cs="Arial"/>
+          <w:bCs/>
+          <w:sz w:val="20"/>
+          <w:szCs w:val="20"/>
+        </w:rPr>
+        <w:t xml:space="preserve"> </w:t>
+      </w:r>
+      <w:proofErr w:type="spellStart"/>
+      <w:r>
+        <w:rPr>
+          <w:rFonts w:ascii="Arial" w:hAnsi="Arial" w:cs="Arial"/>
+          <w:bCs/>
+          <w:sz w:val="20"/>
+          <w:szCs w:val="20"/>
+        </w:rPr>
+        <w:t>Kelurahan</w:t>
+      </w:r>
+      <w:proofErr w:type="spellEnd"/>
+      <w:r>
+        <w:rPr>
+          <w:rFonts w:ascii="Arial" w:hAnsi="Arial" w:cs="Arial"/>
+          <w:bCs/>
+          <w:sz w:val="20"/>
+          <w:szCs w:val="20"/>
+        </w:rPr>
+        <w:t xml:space="preserve"> </w:t>
+      </w:r>
+      <w:proofErr w:type="spellStart"/>
+      <w:r>
+        <w:rPr>
+          <w:rFonts w:ascii="Arial" w:hAnsi="Arial" w:cs="Arial"/>
+          <w:bCs/>
+          <w:sz w:val="20"/>
+          <w:szCs w:val="20"/>
+        </w:rPr>
+        <w:t>Cigugur</w:t>
+      </w:r>
+      <w:proofErr w:type="spellEnd"/>
+      <w:r>
+        <w:rPr>
+          <w:rFonts w:ascii="Arial" w:hAnsi="Arial" w:cs="Arial"/>
+          <w:bCs/>
+          <w:sz w:val="20"/>
+          <w:szCs w:val="20"/>
+        </w:rPr>
+        <w:t xml:space="preserve"> Tengah </w:t>
+      </w:r>
+      <w:proofErr w:type="spellStart"/>
+      <w:r>
+        <w:rPr>
+          <w:rFonts w:ascii="Arial" w:hAnsi="Arial" w:cs="Arial"/>
+          <w:bCs/>
+          <w:sz w:val="20"/>
+          <w:szCs w:val="20"/>
+        </w:rPr>
+        <w:t>Kecamatan</w:t>
+      </w:r>
+      <w:proofErr w:type="spellEnd"/>
+      <w:r>
+        <w:rPr>
+          <w:rFonts w:ascii="Arial" w:hAnsi="Arial" w:cs="Arial"/>
+          <w:bCs/>
+          <w:sz w:val="20"/>
+          <w:szCs w:val="20"/>
+        </w:rPr>
+        <w:t xml:space="preserve"> </w:t>
+      </w:r>
+      <w:proofErr w:type="spellStart"/>
+      <w:r>
+        <w:rPr>
+          <w:rFonts w:ascii="Arial" w:hAnsi="Arial" w:cs="Arial"/>
+          <w:bCs/>
+          <w:sz w:val="20"/>
+          <w:szCs w:val="20"/>
+        </w:rPr>
+        <w:t>Cigugur</w:t>
+      </w:r>
+      <w:proofErr w:type="spellEnd"/>
+      <w:r>
+        <w:rPr>
+          <w:rFonts w:ascii="Arial" w:hAnsi="Arial" w:cs="Arial"/>
+          <w:bCs/>
+          <w:sz w:val="20"/>
+          <w:szCs w:val="20"/>
+        </w:rPr>
+        <w:t xml:space="preserve"> Tengah Kota </w:t>
+      </w:r>
+      <w:proofErr w:type="spellStart"/>
+      <w:r>
+        <w:rPr>
+          <w:rFonts w:ascii="Arial" w:hAnsi="Arial" w:cs="Arial"/>
+          <w:bCs/>
+          <w:sz w:val="20"/>
+          <w:szCs w:val="20"/>
+        </w:rPr>
+        <w:t>Cimahi</w:t>
+      </w:r>
+      <w:proofErr w:type="spellEnd"/>
+      <w:r>
+        <w:rPr>
+          <w:rFonts w:ascii="Arial" w:hAnsi="Arial" w:cs="Arial"/>
+          <w:bCs/>
+          <w:sz w:val="20"/>
+          <w:szCs w:val="20"/>
+        </w:rPr>
+        <w:t xml:space="preserve"> 40522</w:t>
       </w:r>
     </w:p>
     <w:p>
@@ -297,55 +417,58 @@
       <w:pPr>
         <w:spacing w:after="120" w:line="360" w:lineRule="auto"/>
         <w:ind w:left="-142"/>
+        <w:jc w:val="center"/>
         <w:rPr>
           <w:rFonts w:ascii="Bookman Old Style" w:hAnsi="Bookman Old Style"/>
           <w:b/>
           <w:lang w:val="id-ID"/>
         </w:rPr>
       </w:pPr>
+      <w:proofErr w:type="gramStart"/>
       <w:r>
         <w:rPr>
           <w:rFonts w:ascii="Bookman Old Style" w:hAnsi="Bookman Old Style"/>
           <w:b/>
         </w:rPr>
-        <w:t xml:space="preserve">                                  NOMOR</w:t>
+        <w:t>NOMOR</w:t>
       </w:r>
       <w:r>
         <w:rPr>
           <w:rFonts w:ascii="Bookman Old Style" w:hAnsi="Bookman Old Style"/>
           <w:b/>
         </w:rPr>
-        <w:t xml:space="preserve"> : 648.</w:t>
-      </w:r>
+        <w:t xml:space="preserve"> :</w:t>
+      </w:r>
+      <w:proofErr w:type="gramEnd"/>
       <w:r>
         <w:rPr>
           <w:rFonts w:ascii="Bookman Old Style" w:hAnsi="Bookman Old Style"/>
           <w:b/>
-          <w:lang w:val="id-ID"/>
-        </w:rPr>
-        <w:t>1</w:t>
+        </w:rPr>
+        <w:t xml:space="preserve"> </w:t>
       </w:r>
       <w:r>
         <w:rPr>
           <w:rFonts w:ascii="Bookman Old Style" w:hAnsi="Bookman Old Style"/>
           <w:b/>
         </w:rPr>
-        <w:t>/BA/01.27</w:t>
-      </w:r>
+        <w:t>{{</w:t>
+      </w:r>
+      <w:proofErr w:type="spellStart"/>
       <w:r>
         <w:rPr>
           <w:rFonts w:ascii="Bookman Old Style" w:hAnsi="Bookman Old Style"/>
           <w:b/>
-          <w:lang w:val="id-ID"/>
-        </w:rPr>
-        <w:t>/</w:t>
-      </w:r>
+        </w:rPr>
+        <w:t>ba_number</w:t>
+      </w:r>
+      <w:proofErr w:type="spellEnd"/>
       <w:r>
         <w:rPr>
           <w:rFonts w:ascii="Bookman Old Style" w:hAnsi="Bookman Old Style"/>
           <w:b/>
         </w:rPr>
-        <w:t>UPTD.RSN/2026</w:t>
+        <w:t>}}</w:t>
       </w:r>
     </w:p>
     <w:p>
@@ -373,8 +496,36 @@
           <w:sz w:val="20"/>
           <w:szCs w:val="20"/>
         </w:rPr>
-        <w:t>da hari ini</w:t>
-      </w:r>
+        <w:t xml:space="preserve">da </w:t>
+      </w:r>
+      <w:proofErr w:type="spellStart"/>
+      <w:r>
+        <w:rPr>
+          <w:rFonts w:ascii="Bookman Old Style" w:hAnsi="Bookman Old Style" w:cs="Arial"/>
+          <w:sz w:val="20"/>
+          <w:szCs w:val="20"/>
+        </w:rPr>
+        <w:t>hari</w:t>
+      </w:r>
+      <w:proofErr w:type="spellEnd"/>
+      <w:r>
+        <w:rPr>
+          <w:rFonts w:ascii="Bookman Old Style" w:hAnsi="Bookman Old Style" w:cs="Arial"/>
+          <w:sz w:val="20"/>
+          <w:szCs w:val="20"/>
+        </w:rPr>
+        <w:t xml:space="preserve"> </w:t>
+      </w:r>
+      <w:proofErr w:type="spellStart"/>
+      <w:r>
+        <w:rPr>
+          <w:rFonts w:ascii="Bookman Old Style" w:hAnsi="Bookman Old Style" w:cs="Arial"/>
+          <w:sz w:val="20"/>
+          <w:szCs w:val="20"/>
+        </w:rPr>
+        <w:t>ini</w:t>
+      </w:r>
+      <w:proofErr w:type="spellEnd"/>
       <w:r>
         <w:rPr>
           <w:rFonts w:ascii="Bookman Old Style" w:hAnsi="Bookman Old Style" w:cs="Arial"/>
@@ -389,14 +540,6 @@
           <w:sz w:val="20"/>
           <w:szCs w:val="20"/>
         </w:rPr>
-        <w:t xml:space="preserve"> Kamis tanggal 05</w:t>
-      </w:r>
-      <w:r>
-        <w:rPr>
-          <w:rFonts w:ascii="Bookman Old Style" w:hAnsi="Bookman Old Style" w:cs="Arial"/>
-          <w:sz w:val="20"/>
-          <w:szCs w:val="20"/>
-        </w:rPr>
         <w:t xml:space="preserve"> </w:t>
       </w:r>
       <w:r>
@@ -405,16 +548,96 @@
           <w:sz w:val="20"/>
           <w:szCs w:val="20"/>
         </w:rPr>
+        <w:t>{{</w:t>
+      </w:r>
+      <w:proofErr w:type="spellStart"/>
+      <w:r>
+        <w:rPr>
+          <w:rFonts w:ascii="Bookman Old Style" w:hAnsi="Bookman Old Style" w:cs="Arial"/>
+          <w:sz w:val="20"/>
+          <w:szCs w:val="20"/>
+        </w:rPr>
+        <w:t>hari_ba</w:t>
+      </w:r>
+      <w:proofErr w:type="spellEnd"/>
+      <w:r>
+        <w:rPr>
+          <w:rFonts w:ascii="Bookman Old Style" w:hAnsi="Bookman Old Style" w:cs="Arial"/>
+          <w:sz w:val="20"/>
+          <w:szCs w:val="20"/>
+        </w:rPr>
+        <w:t>}}</w:t>
+      </w:r>
+      <w:r>
+        <w:rPr>
+          <w:rFonts w:ascii="Bookman Old Style" w:hAnsi="Bookman Old Style" w:cs="Arial"/>
+          <w:sz w:val="20"/>
+          <w:szCs w:val="20"/>
+        </w:rPr>
+        <w:t xml:space="preserve"> </w:t>
+      </w:r>
+      <w:proofErr w:type="spellStart"/>
+      <w:r>
+        <w:rPr>
+          <w:rFonts w:ascii="Bookman Old Style" w:hAnsi="Bookman Old Style" w:cs="Arial"/>
+          <w:sz w:val="20"/>
+          <w:szCs w:val="20"/>
+        </w:rPr>
+        <w:t>tanggal</w:t>
+      </w:r>
+      <w:proofErr w:type="spellEnd"/>
+      <w:r>
+        <w:rPr>
+          <w:rFonts w:ascii="Bookman Old Style" w:hAnsi="Bookman Old Style" w:cs="Arial"/>
+          <w:sz w:val="20"/>
+          <w:szCs w:val="20"/>
+        </w:rPr>
+        <w:t xml:space="preserve"> </w:t>
+      </w:r>
+      <w:r>
+        <w:rPr>
+          <w:rFonts w:ascii="Bookman Old Style" w:hAnsi="Bookman Old Style" w:cs="Arial"/>
+          <w:sz w:val="20"/>
+          <w:szCs w:val="20"/>
+        </w:rPr>
+        <w:t>{{</w:t>
+      </w:r>
+      <w:proofErr w:type="spellStart"/>
+      <w:r>
+        <w:rPr>
+          <w:rFonts w:ascii="Bookman Old Style" w:hAnsi="Bookman Old Style" w:cs="Arial"/>
+          <w:sz w:val="20"/>
+          <w:szCs w:val="20"/>
+        </w:rPr>
+        <w:t>tanggal_ba</w:t>
+      </w:r>
+      <w:proofErr w:type="spellEnd"/>
+      <w:r>
+        <w:rPr>
+          <w:rFonts w:ascii="Bookman Old Style" w:hAnsi="Bookman Old Style" w:cs="Arial"/>
+          <w:sz w:val="20"/>
+          <w:szCs w:val="20"/>
+        </w:rPr>
+        <w:t>}}</w:t>
+      </w:r>
+      <w:r>
+        <w:rPr>
+          <w:rFonts w:ascii="Bookman Old Style" w:hAnsi="Bookman Old Style" w:cs="Arial"/>
+          <w:sz w:val="20"/>
+          <w:szCs w:val="20"/>
+        </w:rPr>
+        <w:t xml:space="preserve"> </w:t>
+      </w:r>
+      <w:proofErr w:type="spellStart"/>
+      <w:r>
+        <w:rPr>
+          <w:rFonts w:ascii="Bookman Old Style" w:hAnsi="Bookman Old Style" w:cs="Arial"/>
+          <w:sz w:val="20"/>
+          <w:szCs w:val="20"/>
+        </w:rPr>
         <w:t>Bulan</w:t>
       </w:r>
-      <w:r>
-        <w:rPr>
-          <w:rFonts w:ascii="Bookman Old Style" w:hAnsi="Bookman Old Style" w:cs="Arial"/>
-          <w:sz w:val="20"/>
-          <w:szCs w:val="20"/>
-        </w:rPr>
-        <w:t xml:space="preserve"> Februari</w:t>
-      </w:r>
+      <w:proofErr w:type="spellEnd"/>
       <w:r>
         <w:rPr>
           <w:rFonts w:ascii="Bookman Old Style" w:hAnsi="Bookman Old Style" w:cs="Arial"/>
@@ -429,39 +652,25 @@
           <w:sz w:val="20"/>
           <w:szCs w:val="20"/>
         </w:rPr>
-        <w:t>Tahun 2026</w:t>
-      </w:r>
-      <w:r>
-        <w:rPr>
-          <w:rFonts w:ascii="Bookman Old Style" w:hAnsi="Bookman Old Style" w:cs="Arial"/>
-          <w:sz w:val="20"/>
-          <w:szCs w:val="20"/>
-        </w:rPr>
-        <w:t xml:space="preserve">, telah dilaksanakan serah terima </w:t>
-      </w:r>
-      <w:r>
-        <w:rPr>
-          <w:rFonts w:ascii="Bookman Old Style" w:hAnsi="Bookman Old Style" w:cs="Arial"/>
-          <w:sz w:val="20"/>
-          <w:szCs w:val="20"/>
-        </w:rPr>
-        <w:t>satuan hunian di</w:t>
-      </w:r>
-      <w:r>
-        <w:rPr>
-          <w:rFonts w:ascii="Bookman Old Style" w:hAnsi="Bookman Old Style" w:cs="Arial"/>
-          <w:sz w:val="20"/>
-          <w:szCs w:val="20"/>
-        </w:rPr>
-        <w:t xml:space="preserve"> Rusunawa Cigugur Tengah </w:t>
-      </w:r>
-      <w:r>
-        <w:rPr>
-          <w:rFonts w:ascii="Bookman Old Style" w:hAnsi="Bookman Old Style" w:cs="Arial"/>
-          <w:sz w:val="20"/>
-          <w:szCs w:val="20"/>
-        </w:rPr>
-        <w:t xml:space="preserve"> Gedung </w:t>
+        <w:t>{{</w:t>
+      </w:r>
+      <w:proofErr w:type="spellStart"/>
+      <w:r>
+        <w:rPr>
+          <w:rFonts w:ascii="Bookman Old Style" w:hAnsi="Bookman Old Style" w:cs="Arial"/>
+          <w:sz w:val="20"/>
+          <w:szCs w:val="20"/>
+        </w:rPr>
+        <w:t>bulan_ba_indo</w:t>
+      </w:r>
+      <w:proofErr w:type="spellEnd"/>
+      <w:r>
+        <w:rPr>
+          <w:rFonts w:ascii="Bookman Old Style" w:hAnsi="Bookman Old Style" w:cs="Arial"/>
+          <w:sz w:val="20"/>
+          <w:szCs w:val="20"/>
+        </w:rPr>
+        <w:t>}}</w:t>
       </w:r>
       <w:r>
         <w:rPr>
@@ -471,14 +680,16 @@
         </w:rPr>
         <w:t xml:space="preserve"> </w:t>
       </w:r>
-      <w:r>
-        <w:rPr>
-          <w:rFonts w:ascii="Bookman Old Style" w:hAnsi="Bookman Old Style" w:cs="Arial"/>
-          <w:sz w:val="20"/>
-          <w:szCs w:val="20"/>
-        </w:rPr>
-        <w:t>D</w:t>
-      </w:r>
+      <w:proofErr w:type="spellStart"/>
+      <w:r>
+        <w:rPr>
+          <w:rFonts w:ascii="Bookman Old Style" w:hAnsi="Bookman Old Style" w:cs="Arial"/>
+          <w:sz w:val="20"/>
+          <w:szCs w:val="20"/>
+        </w:rPr>
+        <w:t>Tahun</w:t>
+      </w:r>
+      <w:proofErr w:type="spellEnd"/>
       <w:r>
         <w:rPr>
           <w:rFonts w:ascii="Bookman Old Style" w:hAnsi="Bookman Old Style" w:cs="Arial"/>
@@ -493,24 +704,44 @@
           <w:sz w:val="20"/>
           <w:szCs w:val="20"/>
         </w:rPr>
-        <w:t xml:space="preserve">Lantai </w:t>
-      </w:r>
-      <w:r>
-        <w:rPr>
-          <w:rFonts w:ascii="Bookman Old Style" w:hAnsi="Bookman Old Style" w:cs="Arial"/>
-          <w:sz w:val="20"/>
-          <w:szCs w:val="20"/>
-        </w:rPr>
-        <w:t xml:space="preserve"> I</w:t>
-      </w:r>
-      <w:r>
-        <w:rPr>
-          <w:rFonts w:ascii="Bookman Old Style" w:hAnsi="Bookman Old Style" w:cs="Arial"/>
-          <w:sz w:val="20"/>
-          <w:szCs w:val="20"/>
-        </w:rPr>
-        <w:t>I Hunian 07</w:t>
-      </w:r>
+        <w:t>{{</w:t>
+      </w:r>
+      <w:proofErr w:type="spellStart"/>
+      <w:r>
+        <w:rPr>
+          <w:rFonts w:ascii="Bookman Old Style" w:hAnsi="Bookman Old Style" w:cs="Arial"/>
+          <w:sz w:val="20"/>
+          <w:szCs w:val="20"/>
+        </w:rPr>
+        <w:t>tahun_ba</w:t>
+      </w:r>
+      <w:proofErr w:type="spellEnd"/>
+      <w:r>
+        <w:rPr>
+          <w:rFonts w:ascii="Bookman Old Style" w:hAnsi="Bookman Old Style" w:cs="Arial"/>
+          <w:sz w:val="20"/>
+          <w:szCs w:val="20"/>
+        </w:rPr>
+        <w:t>}}</w:t>
+      </w:r>
+      <w:r>
+        <w:rPr>
+          <w:rFonts w:ascii="Bookman Old Style" w:hAnsi="Bookman Old Style" w:cs="Arial"/>
+          <w:sz w:val="20"/>
+          <w:szCs w:val="20"/>
+        </w:rPr>
+        <w:t xml:space="preserve">, </w:t>
+      </w:r>
+      <w:proofErr w:type="spellStart"/>
+      <w:r>
+        <w:rPr>
+          <w:rFonts w:ascii="Bookman Old Style" w:hAnsi="Bookman Old Style" w:cs="Arial"/>
+          <w:sz w:val="20"/>
+          <w:szCs w:val="20"/>
+        </w:rPr>
+        <w:t>telah</w:t>
+      </w:r>
+      <w:proofErr w:type="spellEnd"/>
       <w:r>
         <w:rPr>
           <w:rFonts w:ascii="Bookman Old Style" w:hAnsi="Bookman Old Style" w:cs="Arial"/>
@@ -519,14 +750,348 @@
         </w:rPr>
         <w:t xml:space="preserve"> </w:t>
       </w:r>
-      <w:r>
-        <w:rPr>
-          <w:rFonts w:ascii="Bookman Old Style" w:hAnsi="Bookman Old Style" w:cs="Arial"/>
-          <w:sz w:val="20"/>
-          <w:szCs w:val="20"/>
-        </w:rPr>
-        <w:t>kepada penghuni baru</w:t>
-      </w:r>
+      <w:proofErr w:type="spellStart"/>
+      <w:r>
+        <w:rPr>
+          <w:rFonts w:ascii="Bookman Old Style" w:hAnsi="Bookman Old Style" w:cs="Arial"/>
+          <w:sz w:val="20"/>
+          <w:szCs w:val="20"/>
+        </w:rPr>
+        <w:t>dilaksanakan</w:t>
+      </w:r>
+      <w:proofErr w:type="spellEnd"/>
+      <w:r>
+        <w:rPr>
+          <w:rFonts w:ascii="Bookman Old Style" w:hAnsi="Bookman Old Style" w:cs="Arial"/>
+          <w:sz w:val="20"/>
+          <w:szCs w:val="20"/>
+        </w:rPr>
+        <w:t xml:space="preserve"> </w:t>
+      </w:r>
+      <w:proofErr w:type="spellStart"/>
+      <w:r>
+        <w:rPr>
+          <w:rFonts w:ascii="Bookman Old Style" w:hAnsi="Bookman Old Style" w:cs="Arial"/>
+          <w:sz w:val="20"/>
+          <w:szCs w:val="20"/>
+        </w:rPr>
+        <w:t>serah</w:t>
+      </w:r>
+      <w:proofErr w:type="spellEnd"/>
+      <w:r>
+        <w:rPr>
+          <w:rFonts w:ascii="Bookman Old Style" w:hAnsi="Bookman Old Style" w:cs="Arial"/>
+          <w:sz w:val="20"/>
+          <w:szCs w:val="20"/>
+        </w:rPr>
+        <w:t xml:space="preserve"> </w:t>
+      </w:r>
+      <w:proofErr w:type="spellStart"/>
+      <w:r>
+        <w:rPr>
+          <w:rFonts w:ascii="Bookman Old Style" w:hAnsi="Bookman Old Style" w:cs="Arial"/>
+          <w:sz w:val="20"/>
+          <w:szCs w:val="20"/>
+        </w:rPr>
+        <w:t>terima</w:t>
+      </w:r>
+      <w:proofErr w:type="spellEnd"/>
+      <w:r>
+        <w:rPr>
+          <w:rFonts w:ascii="Bookman Old Style" w:hAnsi="Bookman Old Style" w:cs="Arial"/>
+          <w:sz w:val="20"/>
+          <w:szCs w:val="20"/>
+        </w:rPr>
+        <w:t xml:space="preserve"> </w:t>
+      </w:r>
+      <w:proofErr w:type="spellStart"/>
+      <w:r>
+        <w:rPr>
+          <w:rFonts w:ascii="Bookman Old Style" w:hAnsi="Bookman Old Style" w:cs="Arial"/>
+          <w:sz w:val="20"/>
+          <w:szCs w:val="20"/>
+        </w:rPr>
+        <w:t>satuan</w:t>
+      </w:r>
+      <w:proofErr w:type="spellEnd"/>
+      <w:r>
+        <w:rPr>
+          <w:rFonts w:ascii="Bookman Old Style" w:hAnsi="Bookman Old Style" w:cs="Arial"/>
+          <w:sz w:val="20"/>
+          <w:szCs w:val="20"/>
+        </w:rPr>
+        <w:t xml:space="preserve"> </w:t>
+      </w:r>
+      <w:proofErr w:type="spellStart"/>
+      <w:r>
+        <w:rPr>
+          <w:rFonts w:ascii="Bookman Old Style" w:hAnsi="Bookman Old Style" w:cs="Arial"/>
+          <w:sz w:val="20"/>
+          <w:szCs w:val="20"/>
+        </w:rPr>
+        <w:t>hunian</w:t>
+      </w:r>
+      <w:proofErr w:type="spellEnd"/>
+      <w:r>
+        <w:rPr>
+          <w:rFonts w:ascii="Bookman Old Style" w:hAnsi="Bookman Old Style" w:cs="Arial"/>
+          <w:sz w:val="20"/>
+          <w:szCs w:val="20"/>
+        </w:rPr>
+        <w:t xml:space="preserve"> di</w:t>
+      </w:r>
+      <w:r>
+        <w:rPr>
+          <w:rFonts w:ascii="Bookman Old Style" w:hAnsi="Bookman Old Style" w:cs="Arial"/>
+          <w:sz w:val="20"/>
+          <w:szCs w:val="20"/>
+        </w:rPr>
+        <w:t xml:space="preserve"> </w:t>
+      </w:r>
+      <w:proofErr w:type="spellStart"/>
+      <w:r>
+        <w:rPr>
+          <w:rFonts w:ascii="Bookman Old Style" w:hAnsi="Bookman Old Style" w:cs="Arial"/>
+          <w:sz w:val="20"/>
+          <w:szCs w:val="20"/>
+        </w:rPr>
+        <w:t>Rusunawa</w:t>
+      </w:r>
+      <w:proofErr w:type="spellEnd"/>
+      <w:r>
+        <w:rPr>
+          <w:rFonts w:ascii="Bookman Old Style" w:hAnsi="Bookman Old Style" w:cs="Arial"/>
+          <w:sz w:val="20"/>
+          <w:szCs w:val="20"/>
+        </w:rPr>
+        <w:t xml:space="preserve"> </w:t>
+      </w:r>
+      <w:r>
+        <w:rPr>
+          <w:rFonts w:ascii="Bookman Old Style" w:hAnsi="Bookman Old Style" w:cs="Arial"/>
+          <w:sz w:val="20"/>
+          <w:szCs w:val="20"/>
+        </w:rPr>
+        <w:t>{{</w:t>
+      </w:r>
+      <w:proofErr w:type="spellStart"/>
+      <w:r>
+        <w:rPr>
+          <w:rFonts w:ascii="Bookman Old Style" w:hAnsi="Bookman Old Style" w:cs="Arial"/>
+          <w:sz w:val="20"/>
+          <w:szCs w:val="20"/>
+        </w:rPr>
+        <w:t>nama_rusunawa</w:t>
+      </w:r>
+      <w:proofErr w:type="spellEnd"/>
+      <w:proofErr w:type="gramStart"/>
+      <w:r>
+        <w:rPr>
+          <w:rFonts w:ascii="Bookman Old Style" w:hAnsi="Bookman Old Style" w:cs="Arial"/>
+          <w:sz w:val="20"/>
+          <w:szCs w:val="20"/>
+        </w:rPr>
+        <w:t>}}</w:t>
+      </w:r>
+      <w:r>
+        <w:rPr>
+          <w:rFonts w:ascii="Bookman Old Style" w:hAnsi="Bookman Old Style" w:cs="Arial"/>
+          <w:sz w:val="20"/>
+          <w:szCs w:val="20"/>
+        </w:rPr>
+        <w:t xml:space="preserve"> </w:t>
+      </w:r>
+      <w:r>
+        <w:rPr>
+          <w:rFonts w:ascii="Bookman Old Style" w:hAnsi="Bookman Old Style" w:cs="Arial"/>
+          <w:sz w:val="20"/>
+          <w:szCs w:val="20"/>
+        </w:rPr>
+        <w:t xml:space="preserve"> </w:t>
+      </w:r>
+      <w:r>
+        <w:rPr>
+          <w:rFonts w:ascii="Bookman Old Style" w:hAnsi="Bookman Old Style" w:cs="Arial"/>
+          <w:sz w:val="20"/>
+          <w:szCs w:val="20"/>
+        </w:rPr>
+        <w:t>{</w:t>
+      </w:r>
+      <w:proofErr w:type="gramEnd"/>
+      <w:r>
+        <w:rPr>
+          <w:rFonts w:ascii="Bookman Old Style" w:hAnsi="Bookman Old Style" w:cs="Arial"/>
+          <w:sz w:val="20"/>
+          <w:szCs w:val="20"/>
+        </w:rPr>
+        <w:t>{</w:t>
+      </w:r>
+      <w:proofErr w:type="spellStart"/>
+      <w:r>
+        <w:rPr>
+          <w:rFonts w:ascii="Bookman Old Style" w:hAnsi="Bookman Old Style" w:cs="Arial"/>
+          <w:sz w:val="20"/>
+          <w:szCs w:val="20"/>
+        </w:rPr>
+        <w:t>gedung</w:t>
+      </w:r>
+      <w:proofErr w:type="spellEnd"/>
+      <w:r>
+        <w:rPr>
+          <w:rFonts w:ascii="Bookman Old Style" w:hAnsi="Bookman Old Style" w:cs="Arial"/>
+          <w:sz w:val="20"/>
+          <w:szCs w:val="20"/>
+        </w:rPr>
+        <w:t>}}</w:t>
+      </w:r>
+      <w:r>
+        <w:rPr>
+          <w:rFonts w:ascii="Bookman Old Style" w:hAnsi="Bookman Old Style" w:cs="Arial"/>
+          <w:sz w:val="20"/>
+          <w:szCs w:val="20"/>
+        </w:rPr>
+        <w:t xml:space="preserve"> </w:t>
+      </w:r>
+      <w:proofErr w:type="spellStart"/>
+      <w:r>
+        <w:rPr>
+          <w:rFonts w:ascii="Bookman Old Style" w:hAnsi="Bookman Old Style" w:cs="Arial"/>
+          <w:sz w:val="20"/>
+          <w:szCs w:val="20"/>
+        </w:rPr>
+        <w:t>Lantai</w:t>
+      </w:r>
+      <w:proofErr w:type="spellEnd"/>
+      <w:r>
+        <w:rPr>
+          <w:rFonts w:ascii="Bookman Old Style" w:hAnsi="Bookman Old Style" w:cs="Arial"/>
+          <w:sz w:val="20"/>
+          <w:szCs w:val="20"/>
+        </w:rPr>
+        <w:t xml:space="preserve"> </w:t>
+      </w:r>
+      <w:r>
+        <w:rPr>
+          <w:rFonts w:ascii="Bookman Old Style" w:hAnsi="Bookman Old Style" w:cs="Arial"/>
+          <w:sz w:val="20"/>
+          <w:szCs w:val="20"/>
+        </w:rPr>
+        <w:t xml:space="preserve"> </w:t>
+      </w:r>
+      <w:r>
+        <w:rPr>
+          <w:rFonts w:ascii="Bookman Old Style" w:hAnsi="Bookman Old Style" w:cs="Arial"/>
+          <w:sz w:val="20"/>
+          <w:szCs w:val="20"/>
+        </w:rPr>
+        <w:t>{{</w:t>
+      </w:r>
+      <w:proofErr w:type="spellStart"/>
+      <w:r>
+        <w:rPr>
+          <w:rFonts w:ascii="Bookman Old Style" w:hAnsi="Bookman Old Style" w:cs="Arial"/>
+          <w:sz w:val="20"/>
+          <w:szCs w:val="20"/>
+        </w:rPr>
+        <w:t>lantai_romawi</w:t>
+      </w:r>
+      <w:proofErr w:type="spellEnd"/>
+      <w:r>
+        <w:rPr>
+          <w:rFonts w:ascii="Bookman Old Style" w:hAnsi="Bookman Old Style" w:cs="Arial"/>
+          <w:sz w:val="20"/>
+          <w:szCs w:val="20"/>
+        </w:rPr>
+        <w:t>}}</w:t>
+      </w:r>
+      <w:r>
+        <w:rPr>
+          <w:rFonts w:ascii="Bookman Old Style" w:hAnsi="Bookman Old Style" w:cs="Arial"/>
+          <w:sz w:val="20"/>
+          <w:szCs w:val="20"/>
+        </w:rPr>
+        <w:t xml:space="preserve"> </w:t>
+      </w:r>
+      <w:proofErr w:type="spellStart"/>
+      <w:r>
+        <w:rPr>
+          <w:rFonts w:ascii="Bookman Old Style" w:hAnsi="Bookman Old Style" w:cs="Arial"/>
+          <w:sz w:val="20"/>
+          <w:szCs w:val="20"/>
+        </w:rPr>
+        <w:t>Hunian</w:t>
+      </w:r>
+      <w:proofErr w:type="spellEnd"/>
+      <w:r>
+        <w:rPr>
+          <w:rFonts w:ascii="Bookman Old Style" w:hAnsi="Bookman Old Style" w:cs="Arial"/>
+          <w:sz w:val="20"/>
+          <w:szCs w:val="20"/>
+        </w:rPr>
+        <w:t xml:space="preserve"> </w:t>
+      </w:r>
+      <w:r>
+        <w:rPr>
+          <w:rFonts w:ascii="Bookman Old Style" w:hAnsi="Bookman Old Style" w:cs="Arial"/>
+          <w:sz w:val="20"/>
+          <w:szCs w:val="20"/>
+        </w:rPr>
+        <w:t>{{unit}}</w:t>
+      </w:r>
+      <w:r>
+        <w:rPr>
+          <w:rFonts w:ascii="Bookman Old Style" w:hAnsi="Bookman Old Style" w:cs="Arial"/>
+          <w:sz w:val="20"/>
+          <w:szCs w:val="20"/>
+        </w:rPr>
+        <w:t xml:space="preserve"> </w:t>
+      </w:r>
+      <w:proofErr w:type="spellStart"/>
+      <w:r>
+        <w:rPr>
+          <w:rFonts w:ascii="Bookman Old Style" w:hAnsi="Bookman Old Style" w:cs="Arial"/>
+          <w:sz w:val="20"/>
+          <w:szCs w:val="20"/>
+        </w:rPr>
+        <w:t>kepada</w:t>
+      </w:r>
+      <w:proofErr w:type="spellEnd"/>
+      <w:r>
+        <w:rPr>
+          <w:rFonts w:ascii="Bookman Old Style" w:hAnsi="Bookman Old Style" w:cs="Arial"/>
+          <w:sz w:val="20"/>
+          <w:szCs w:val="20"/>
+        </w:rPr>
+        <w:t xml:space="preserve"> </w:t>
+      </w:r>
+      <w:proofErr w:type="spellStart"/>
+      <w:r>
+        <w:rPr>
+          <w:rFonts w:ascii="Bookman Old Style" w:hAnsi="Bookman Old Style" w:cs="Arial"/>
+          <w:sz w:val="20"/>
+          <w:szCs w:val="20"/>
+        </w:rPr>
+        <w:t>penghuni</w:t>
+      </w:r>
+      <w:proofErr w:type="spellEnd"/>
+      <w:r>
+        <w:rPr>
+          <w:rFonts w:ascii="Bookman Old Style" w:hAnsi="Bookman Old Style" w:cs="Arial"/>
+          <w:sz w:val="20"/>
+          <w:szCs w:val="20"/>
+        </w:rPr>
+        <w:t xml:space="preserve"> </w:t>
+      </w:r>
+      <w:proofErr w:type="spellStart"/>
+      <w:r>
+        <w:rPr>
+          <w:rFonts w:ascii="Bookman Old Style" w:hAnsi="Bookman Old Style" w:cs="Arial"/>
+          <w:sz w:val="20"/>
+          <w:szCs w:val="20"/>
+        </w:rPr>
+        <w:t>baru</w:t>
+      </w:r>
+      <w:proofErr w:type="spellEnd"/>
       <w:r>
         <w:rPr>
           <w:rFonts w:ascii="Bookman Old Style" w:hAnsi="Bookman Old Style" w:cs="Arial"/>
@@ -535,13 +1100,23 @@
         </w:rPr>
         <w:t xml:space="preserve">, </w:t>
       </w:r>
-      <w:r>
-        <w:rPr>
-          <w:rFonts w:ascii="Bookman Old Style" w:hAnsi="Bookman Old Style" w:cs="Arial"/>
-          <w:sz w:val="20"/>
-          <w:szCs w:val="20"/>
-        </w:rPr>
-        <w:t>antara:</w:t>
+      <w:proofErr w:type="spellStart"/>
+      <w:r>
+        <w:rPr>
+          <w:rFonts w:ascii="Bookman Old Style" w:hAnsi="Bookman Old Style" w:cs="Arial"/>
+          <w:sz w:val="20"/>
+          <w:szCs w:val="20"/>
+        </w:rPr>
+        <w:t>antara</w:t>
+      </w:r>
+      <w:proofErr w:type="spellEnd"/>
+      <w:r>
+        <w:rPr>
+          <w:rFonts w:ascii="Bookman Old Style" w:hAnsi="Bookman Old Style" w:cs="Arial"/>
+          <w:sz w:val="20"/>
+          <w:szCs w:val="20"/>
+        </w:rPr>
+        <w:t>:</w:t>
       </w:r>
     </w:p>
     <w:p>
@@ -562,7 +1137,25 @@
           <w:sz w:val="20"/>
           <w:szCs w:val="20"/>
         </w:rPr>
-        <w:t xml:space="preserve">Nama                : </w:t>
+        <w:t xml:space="preserve">Nama              </w:t>
+      </w:r>
+      <w:proofErr w:type="gramStart"/>
+      <w:r>
+        <w:rPr>
+          <w:rFonts w:ascii="Bookman Old Style" w:hAnsi="Bookman Old Style" w:cs="Arial"/>
+          <w:sz w:val="20"/>
+          <w:szCs w:val="20"/>
+        </w:rPr>
+        <w:t xml:space="preserve">  :</w:t>
+      </w:r>
+      <w:proofErr w:type="gramEnd"/>
+      <w:r>
+        <w:rPr>
+          <w:rFonts w:ascii="Bookman Old Style" w:hAnsi="Bookman Old Style" w:cs="Arial"/>
+          <w:sz w:val="20"/>
+          <w:szCs w:val="20"/>
+        </w:rPr>
+        <w:t xml:space="preserve"> </w:t>
       </w:r>
       <w:r>
         <w:rPr>
@@ -571,7 +1164,7 @@
           <w:szCs w:val="20"/>
           <w:lang w:val="id-ID"/>
         </w:rPr>
-        <w:t>ASEP SURYANA MASDUKI</w:t>
+        <w:t>{{nama_kordinator}}</w:t>
       </w:r>
     </w:p>
     <w:p>
@@ -585,6 +1178,7 @@
           <w:szCs w:val="20"/>
         </w:rPr>
       </w:pPr>
+      <w:proofErr w:type="spellStart"/>
       <w:r>
         <w:rPr>
           <w:rFonts w:ascii="Bookman Old Style" w:hAnsi="Bookman Old Style" w:cs="Arial"/>
@@ -593,6 +1187,7 @@
         </w:rPr>
         <w:t>Jabatan</w:t>
       </w:r>
+      <w:proofErr w:type="spellEnd"/>
       <w:r>
         <w:rPr>
           <w:rFonts w:ascii="Bookman Old Style" w:hAnsi="Bookman Old Style" w:cs="Arial"/>
@@ -600,7 +1195,51 @@
           <w:szCs w:val="20"/>
         </w:rPr>
         <w:tab/>
-        <w:t xml:space="preserve">           : Kordinator Rusun Cigugur Tengah </w:t>
+        <w:t xml:space="preserve">         </w:t>
+      </w:r>
+      <w:proofErr w:type="gramStart"/>
+      <w:r>
+        <w:rPr>
+          <w:rFonts w:ascii="Bookman Old Style" w:hAnsi="Bookman Old Style" w:cs="Arial"/>
+          <w:sz w:val="20"/>
+          <w:szCs w:val="20"/>
+        </w:rPr>
+        <w:t xml:space="preserve">  :</w:t>
+      </w:r>
+      <w:proofErr w:type="gramEnd"/>
+      <w:r>
+        <w:rPr>
+          <w:rFonts w:ascii="Bookman Old Style" w:hAnsi="Bookman Old Style" w:cs="Arial"/>
+          <w:sz w:val="20"/>
+          <w:szCs w:val="20"/>
+        </w:rPr>
+        <w:t xml:space="preserve"> </w:t>
+      </w:r>
+      <w:r>
+        <w:rPr>
+          <w:rFonts w:ascii="Bookman Old Style" w:hAnsi="Bookman Old Style" w:cs="Arial"/>
+          <w:sz w:val="20"/>
+          <w:szCs w:val="20"/>
+        </w:rPr>
+        <w:t>{{</w:t>
+      </w:r>
+      <w:proofErr w:type="spellStart"/>
+      <w:r>
+        <w:rPr>
+          <w:rFonts w:ascii="Bookman Old Style" w:hAnsi="Bookman Old Style" w:cs="Arial"/>
+          <w:sz w:val="20"/>
+          <w:szCs w:val="20"/>
+        </w:rPr>
+        <w:t>jabatan_kordinator</w:t>
+      </w:r>
+      <w:proofErr w:type="spellEnd"/>
+      <w:r>
+        <w:rPr>
+          <w:rFonts w:ascii="Bookman Old Style" w:hAnsi="Bookman Old Style" w:cs="Arial"/>
+          <w:sz w:val="20"/>
+          <w:szCs w:val="20"/>
+        </w:rPr>
+        <w:t>}}</w:t>
       </w:r>
     </w:p>
     <w:p>
@@ -614,13 +1253,122 @@
           <w:szCs w:val="20"/>
         </w:rPr>
       </w:pPr>
-      <w:r>
-        <w:rPr>
-          <w:rFonts w:ascii="Bookman Old Style" w:hAnsi="Bookman Old Style" w:cs="Arial"/>
-          <w:sz w:val="20"/>
-          <w:szCs w:val="20"/>
-        </w:rPr>
-        <w:t>Selaku pengelola Rusunawa Kota Cimahi sebagai pihak yang menye</w:t>
+      <w:proofErr w:type="spellStart"/>
+      <w:r>
+        <w:rPr>
+          <w:rFonts w:ascii="Bookman Old Style" w:hAnsi="Bookman Old Style" w:cs="Arial"/>
+          <w:sz w:val="20"/>
+          <w:szCs w:val="20"/>
+        </w:rPr>
+        <w:t>Selaku</w:t>
+      </w:r>
+      <w:proofErr w:type="spellEnd"/>
+      <w:r>
+        <w:rPr>
+          <w:rFonts w:ascii="Bookman Old Style" w:hAnsi="Bookman Old Style" w:cs="Arial"/>
+          <w:sz w:val="20"/>
+          <w:szCs w:val="20"/>
+        </w:rPr>
+        <w:t xml:space="preserve"> </w:t>
+      </w:r>
+      <w:proofErr w:type="spellStart"/>
+      <w:r>
+        <w:rPr>
+          <w:rFonts w:ascii="Bookman Old Style" w:hAnsi="Bookman Old Style" w:cs="Arial"/>
+          <w:sz w:val="20"/>
+          <w:szCs w:val="20"/>
+        </w:rPr>
+        <w:t>pengelola</w:t>
+      </w:r>
+      <w:proofErr w:type="spellEnd"/>
+      <w:r>
+        <w:rPr>
+          <w:rFonts w:ascii="Bookman Old Style" w:hAnsi="Bookman Old Style" w:cs="Arial"/>
+          <w:sz w:val="20"/>
+          <w:szCs w:val="20"/>
+        </w:rPr>
+        <w:t xml:space="preserve"> </w:t>
+      </w:r>
+      <w:proofErr w:type="spellStart"/>
+      <w:r>
+        <w:rPr>
+          <w:rFonts w:ascii="Bookman Old Style" w:hAnsi="Bookman Old Style" w:cs="Arial"/>
+          <w:sz w:val="20"/>
+          <w:szCs w:val="20"/>
+        </w:rPr>
+        <w:t>Rusunawa</w:t>
+      </w:r>
+      <w:proofErr w:type="spellEnd"/>
+      <w:r>
+        <w:rPr>
+          <w:rFonts w:ascii="Bookman Old Style" w:hAnsi="Bookman Old Style" w:cs="Arial"/>
+          <w:sz w:val="20"/>
+          <w:szCs w:val="20"/>
+        </w:rPr>
+        <w:t xml:space="preserve"> Kota </w:t>
+      </w:r>
+      <w:proofErr w:type="spellStart"/>
+      <w:r>
+        <w:rPr>
+          <w:rFonts w:ascii="Bookman Old Style" w:hAnsi="Bookman Old Style" w:cs="Arial"/>
+          <w:sz w:val="20"/>
+          <w:szCs w:val="20"/>
+        </w:rPr>
+        <w:t>Cimahi</w:t>
+      </w:r>
+      <w:proofErr w:type="spellEnd"/>
+      <w:r>
+        <w:rPr>
+          <w:rFonts w:ascii="Bookman Old Style" w:hAnsi="Bookman Old Style" w:cs="Arial"/>
+          <w:sz w:val="20"/>
+          <w:szCs w:val="20"/>
+        </w:rPr>
+        <w:t xml:space="preserve"> </w:t>
+      </w:r>
+      <w:proofErr w:type="spellStart"/>
+      <w:r>
+        <w:rPr>
+          <w:rFonts w:ascii="Bookman Old Style" w:hAnsi="Bookman Old Style" w:cs="Arial"/>
+          <w:sz w:val="20"/>
+          <w:szCs w:val="20"/>
+        </w:rPr>
+        <w:t>sebagai</w:t>
+      </w:r>
+      <w:proofErr w:type="spellEnd"/>
+      <w:r>
+        <w:rPr>
+          <w:rFonts w:ascii="Bookman Old Style" w:hAnsi="Bookman Old Style" w:cs="Arial"/>
+          <w:sz w:val="20"/>
+          <w:szCs w:val="20"/>
+        </w:rPr>
+        <w:t xml:space="preserve"> </w:t>
+      </w:r>
+      <w:proofErr w:type="spellStart"/>
+      <w:r>
+        <w:rPr>
+          <w:rFonts w:ascii="Bookman Old Style" w:hAnsi="Bookman Old Style" w:cs="Arial"/>
+          <w:sz w:val="20"/>
+          <w:szCs w:val="20"/>
+        </w:rPr>
+        <w:t>pihak</w:t>
+      </w:r>
+      <w:proofErr w:type="spellEnd"/>
+      <w:r>
+        <w:rPr>
+          <w:rFonts w:ascii="Bookman Old Style" w:hAnsi="Bookman Old Style" w:cs="Arial"/>
+          <w:sz w:val="20"/>
+          <w:szCs w:val="20"/>
+        </w:rPr>
+        <w:t xml:space="preserve"> yang </w:t>
+      </w:r>
+      <w:proofErr w:type="spellStart"/>
+      <w:r>
+        <w:rPr>
+          <w:rFonts w:ascii="Bookman Old Style" w:hAnsi="Bookman Old Style" w:cs="Arial"/>
+          <w:sz w:val="20"/>
+          <w:szCs w:val="20"/>
+        </w:rPr>
+        <w:t>menye</w:t>
       </w:r>
       <w:r>
         <w:rPr>
@@ -630,6 +1378,7 @@
         </w:rPr>
         <w:t>wakan</w:t>
       </w:r>
+      <w:proofErr w:type="spellEnd"/>
       <w:r>
         <w:rPr>
           <w:rFonts w:ascii="Bookman Old Style" w:hAnsi="Bookman Old Style" w:cs="Arial"/>
@@ -690,7 +1439,25 @@
           <w:sz w:val="20"/>
           <w:szCs w:val="20"/>
         </w:rPr>
-        <w:t>Maya Mulyani</w:t>
+        <w:t>{{</w:t>
+      </w:r>
+      <w:proofErr w:type="spellStart"/>
+      <w:r>
+        <w:rPr>
+          <w:rFonts w:ascii="Bookman Old Style" w:hAnsi="Bookman Old Style" w:cs="Arial"/>
+          <w:sz w:val="20"/>
+          <w:szCs w:val="20"/>
+        </w:rPr>
+        <w:t>nama_penyewa</w:t>
+      </w:r>
+      <w:proofErr w:type="spellEnd"/>
+      <w:r>
+        <w:rPr>
+          <w:rFonts w:ascii="Bookman Old Style" w:hAnsi="Bookman Old Style" w:cs="Arial"/>
+          <w:sz w:val="20"/>
+          <w:szCs w:val="20"/>
+        </w:rPr>
+        <w:t>}}</w:t>
       </w:r>
     </w:p>
     <w:p>
@@ -735,14 +1502,6 @@
           <w:sz w:val="20"/>
           <w:szCs w:val="20"/>
         </w:rPr>
-        <w:t xml:space="preserve"> Cimindi Barat Rt 04 Rw 17</w:t>
-      </w:r>
-      <w:r>
-        <w:rPr>
-          <w:rFonts w:ascii="Bookman Old Style" w:hAnsi="Bookman Old Style" w:cs="Arial"/>
-          <w:sz w:val="20"/>
-          <w:szCs w:val="20"/>
-        </w:rPr>
         <w:t xml:space="preserve"> </w:t>
       </w:r>
       <w:r>
@@ -751,7 +1510,25 @@
           <w:sz w:val="20"/>
           <w:szCs w:val="20"/>
         </w:rPr>
-        <w:t>kel cibeureum kec cimahi Selatan</w:t>
+        <w:t>{{</w:t>
+      </w:r>
+      <w:proofErr w:type="spellStart"/>
+      <w:r>
+        <w:rPr>
+          <w:rFonts w:ascii="Bookman Old Style" w:hAnsi="Bookman Old Style" w:cs="Arial"/>
+          <w:sz w:val="20"/>
+          <w:szCs w:val="20"/>
+        </w:rPr>
+        <w:t>alamat_sebelumnya</w:t>
+      </w:r>
+      <w:proofErr w:type="spellEnd"/>
+      <w:r>
+        <w:rPr>
+          <w:rFonts w:ascii="Bookman Old Style" w:hAnsi="Bookman Old Style" w:cs="Arial"/>
+          <w:sz w:val="20"/>
+          <w:szCs w:val="20"/>
+        </w:rPr>
+        <w:t>}}</w:t>
       </w:r>
     </w:p>
     <w:p>
@@ -765,14 +1542,43 @@
           <w:szCs w:val="20"/>
         </w:rPr>
       </w:pPr>
-      <w:r>
-        <w:rPr>
-          <w:rFonts w:ascii="Bookman Old Style" w:hAnsi="Bookman Old Style" w:cs="Arial"/>
-          <w:sz w:val="20"/>
-          <w:szCs w:val="20"/>
-        </w:rPr>
-        <w:t xml:space="preserve">Selaku penghuni </w:t>
-      </w:r>
+      <w:proofErr w:type="spellStart"/>
+      <w:r>
+        <w:rPr>
+          <w:rFonts w:ascii="Bookman Old Style" w:hAnsi="Bookman Old Style" w:cs="Arial"/>
+          <w:sz w:val="20"/>
+          <w:szCs w:val="20"/>
+        </w:rPr>
+        <w:t>Selaku</w:t>
+      </w:r>
+      <w:proofErr w:type="spellEnd"/>
+      <w:r>
+        <w:rPr>
+          <w:rFonts w:ascii="Bookman Old Style" w:hAnsi="Bookman Old Style" w:cs="Arial"/>
+          <w:sz w:val="20"/>
+          <w:szCs w:val="20"/>
+        </w:rPr>
+        <w:t xml:space="preserve"> </w:t>
+      </w:r>
+      <w:proofErr w:type="spellStart"/>
+      <w:r>
+        <w:rPr>
+          <w:rFonts w:ascii="Bookman Old Style" w:hAnsi="Bookman Old Style" w:cs="Arial"/>
+          <w:sz w:val="20"/>
+          <w:szCs w:val="20"/>
+        </w:rPr>
+        <w:t>penghuni</w:t>
+      </w:r>
+      <w:proofErr w:type="spellEnd"/>
+      <w:r>
+        <w:rPr>
+          <w:rFonts w:ascii="Bookman Old Style" w:hAnsi="Bookman Old Style" w:cs="Arial"/>
+          <w:sz w:val="20"/>
+          <w:szCs w:val="20"/>
+        </w:rPr>
+        <w:t xml:space="preserve"> </w:t>
+      </w:r>
+      <w:proofErr w:type="spellStart"/>
       <w:r>
         <w:rPr>
           <w:rFonts w:ascii="Bookman Old Style" w:hAnsi="Bookman Old Style" w:cs="Arial"/>
@@ -793,6 +1599,7 @@
         </w:rPr>
         <w:t>aru</w:t>
       </w:r>
+      <w:proofErr w:type="spellEnd"/>
       <w:r>
         <w:rPr>
           <w:rFonts w:ascii="Bookman Old Style" w:hAnsi="Bookman Old Style" w:cs="Arial"/>
@@ -803,29 +1610,103 @@
         </w:rPr>
         <w:t xml:space="preserve"> </w:t>
       </w:r>
-      <w:r>
-        <w:rPr>
-          <w:rFonts w:ascii="Bookman Old Style" w:hAnsi="Bookman Old Style" w:cs="Arial"/>
-          <w:sz w:val="20"/>
-          <w:szCs w:val="20"/>
-        </w:rPr>
-        <w:t>Rusunawa Kota Cimahi</w:t>
-      </w:r>
-      <w:r>
-        <w:rPr>
-          <w:rFonts w:ascii="Bookman Old Style" w:hAnsi="Bookman Old Style" w:cs="Arial"/>
-          <w:sz w:val="20"/>
-          <w:szCs w:val="20"/>
-        </w:rPr>
-        <w:t xml:space="preserve"> sebagai pihak yang men</w:t>
-      </w:r>
-      <w:r>
-        <w:rPr>
-          <w:rFonts w:ascii="Bookman Old Style" w:hAnsi="Bookman Old Style" w:cs="Arial"/>
-          <w:sz w:val="20"/>
-          <w:szCs w:val="20"/>
-        </w:rPr>
-        <w:t>yewa.</w:t>
+      <w:proofErr w:type="spellStart"/>
+      <w:r>
+        <w:rPr>
+          <w:rFonts w:ascii="Bookman Old Style" w:hAnsi="Bookman Old Style" w:cs="Arial"/>
+          <w:sz w:val="20"/>
+          <w:szCs w:val="20"/>
+        </w:rPr>
+        <w:t>Rusunawa</w:t>
+      </w:r>
+      <w:proofErr w:type="spellEnd"/>
+      <w:r>
+        <w:rPr>
+          <w:rFonts w:ascii="Bookman Old Style" w:hAnsi="Bookman Old Style" w:cs="Arial"/>
+          <w:sz w:val="20"/>
+          <w:szCs w:val="20"/>
+        </w:rPr>
+        <w:t xml:space="preserve"> Kota </w:t>
+      </w:r>
+      <w:proofErr w:type="spellStart"/>
+      <w:r>
+        <w:rPr>
+          <w:rFonts w:ascii="Bookman Old Style" w:hAnsi="Bookman Old Style" w:cs="Arial"/>
+          <w:sz w:val="20"/>
+          <w:szCs w:val="20"/>
+        </w:rPr>
+        <w:t>Cimahi</w:t>
+      </w:r>
+      <w:proofErr w:type="spellEnd"/>
+      <w:r>
+        <w:rPr>
+          <w:rFonts w:ascii="Bookman Old Style" w:hAnsi="Bookman Old Style" w:cs="Arial"/>
+          <w:sz w:val="20"/>
+          <w:szCs w:val="20"/>
+        </w:rPr>
+        <w:t xml:space="preserve"> </w:t>
+      </w:r>
+      <w:proofErr w:type="spellStart"/>
+      <w:r>
+        <w:rPr>
+          <w:rFonts w:ascii="Bookman Old Style" w:hAnsi="Bookman Old Style" w:cs="Arial"/>
+          <w:sz w:val="20"/>
+          <w:szCs w:val="20"/>
+        </w:rPr>
+        <w:t>sebagai</w:t>
+      </w:r>
+      <w:proofErr w:type="spellEnd"/>
+      <w:r>
+        <w:rPr>
+          <w:rFonts w:ascii="Bookman Old Style" w:hAnsi="Bookman Old Style" w:cs="Arial"/>
+          <w:sz w:val="20"/>
+          <w:szCs w:val="20"/>
+        </w:rPr>
+        <w:t xml:space="preserve"> </w:t>
+      </w:r>
+      <w:proofErr w:type="spellStart"/>
+      <w:r>
+        <w:rPr>
+          <w:rFonts w:ascii="Bookman Old Style" w:hAnsi="Bookman Old Style" w:cs="Arial"/>
+          <w:sz w:val="20"/>
+          <w:szCs w:val="20"/>
+        </w:rPr>
+        <w:t>pihak</w:t>
+      </w:r>
+      <w:proofErr w:type="spellEnd"/>
+      <w:r>
+        <w:rPr>
+          <w:rFonts w:ascii="Bookman Old Style" w:hAnsi="Bookman Old Style" w:cs="Arial"/>
+          <w:sz w:val="20"/>
+          <w:szCs w:val="20"/>
+        </w:rPr>
+        <w:t xml:space="preserve"> yang </w:t>
+      </w:r>
+      <w:proofErr w:type="spellStart"/>
+      <w:r>
+        <w:rPr>
+          <w:rFonts w:ascii="Bookman Old Style" w:hAnsi="Bookman Old Style" w:cs="Arial"/>
+          <w:sz w:val="20"/>
+          <w:szCs w:val="20"/>
+        </w:rPr>
+        <w:t>men</w:t>
+      </w:r>
+      <w:r>
+        <w:rPr>
+          <w:rFonts w:ascii="Bookman Old Style" w:hAnsi="Bookman Old Style" w:cs="Arial"/>
+          <w:sz w:val="20"/>
+          <w:szCs w:val="20"/>
+        </w:rPr>
+        <w:t>yewa</w:t>
+      </w:r>
+      <w:proofErr w:type="spellEnd"/>
+      <w:r>
+        <w:rPr>
+          <w:rFonts w:ascii="Bookman Old Style" w:hAnsi="Bookman Old Style" w:cs="Arial"/>
+          <w:sz w:val="20"/>
+          <w:szCs w:val="20"/>
+        </w:rPr>
+        <w:t>.</w:t>
       </w:r>
     </w:p>
     <w:p>
@@ -845,7 +1726,79 @@
           <w:sz w:val="20"/>
           <w:szCs w:val="20"/>
         </w:rPr>
-        <w:t>Adapun daftar rincian barang sebagai berikut:</w:t>
+        <w:t xml:space="preserve">Adapun daftar </w:t>
+      </w:r>
+      <w:proofErr w:type="spellStart"/>
+      <w:r>
+        <w:rPr>
+          <w:rFonts w:ascii="Bookman Old Style" w:hAnsi="Bookman Old Style" w:cs="Arial"/>
+          <w:sz w:val="20"/>
+          <w:szCs w:val="20"/>
+        </w:rPr>
+        <w:t>rincian</w:t>
+      </w:r>
+      <w:proofErr w:type="spellEnd"/>
+      <w:r>
+        <w:rPr>
+          <w:rFonts w:ascii="Bookman Old Style" w:hAnsi="Bookman Old Style" w:cs="Arial"/>
+          <w:sz w:val="20"/>
+          <w:szCs w:val="20"/>
+        </w:rPr>
+        <w:t xml:space="preserve"> </w:t>
+      </w:r>
+      <w:proofErr w:type="spellStart"/>
+      <w:r>
+        <w:rPr>
+          <w:rFonts w:ascii="Bookman Old Style" w:hAnsi="Bookman Old Style" w:cs="Arial"/>
+          <w:sz w:val="20"/>
+          <w:szCs w:val="20"/>
+        </w:rPr>
+        <w:t>barang</w:t>
+      </w:r>
+      <w:proofErr w:type="spellEnd"/>
+      <w:r>
+        <w:rPr>
+          <w:rFonts w:ascii="Bookman Old Style" w:hAnsi="Bookman Old Style" w:cs="Arial"/>
+          <w:sz w:val="20"/>
+          <w:szCs w:val="20"/>
+        </w:rPr>
+        <w:t xml:space="preserve"> </w:t>
+      </w:r>
+      <w:proofErr w:type="spellStart"/>
+      <w:r>
+        <w:rPr>
+          <w:rFonts w:ascii="Bookman Old Style" w:hAnsi="Bookman Old Style" w:cs="Arial"/>
+          <w:sz w:val="20"/>
+          <w:szCs w:val="20"/>
+        </w:rPr>
+        <w:t>sebagai</w:t>
+      </w:r>
+      <w:proofErr w:type="spellEnd"/>
+      <w:r>
+        <w:rPr>
+          <w:rFonts w:ascii="Bookman Old Style" w:hAnsi="Bookman Old Style" w:cs="Arial"/>
+          <w:sz w:val="20"/>
+          <w:szCs w:val="20"/>
+        </w:rPr>
+        <w:t xml:space="preserve"> </w:t>
+      </w:r>
+      <w:proofErr w:type="spellStart"/>
+      <w:r>
+        <w:rPr>
+          <w:rFonts w:ascii="Bookman Old Style" w:hAnsi="Bookman Old Style" w:cs="Arial"/>
+          <w:sz w:val="20"/>
+          <w:szCs w:val="20"/>
+        </w:rPr>
+        <w:t>berikut</w:t>
+      </w:r>
+      <w:proofErr w:type="spellEnd"/>
+      <w:r>
+        <w:rPr>
+          <w:rFonts w:ascii="Bookman Old Style" w:hAnsi="Bookman Old Style" w:cs="Arial"/>
+          <w:sz w:val="20"/>
+          <w:szCs w:val="20"/>
+        </w:rPr>
+        <w:t>:</w:t>
       </w:r>
     </w:p>
     <w:tbl>
@@ -866,7 +1819,7 @@
       </w:tblGrid>
       <w:tr>
         <w:trPr>
-          <w:trHeight w:val="235"/>
+          <w:trHeight w:val="269"/>
         </w:trPr>
         <w:tc>
           <w:tcPr>
@@ -1037,7 +1990,7 @@
       </w:tr>
       <w:tr>
         <w:trPr>
-          <w:trHeight w:val="235"/>
+          <w:trHeight w:val="269"/>
         </w:trPr>
         <w:tc>
           <w:tcPr>
@@ -1152,7 +2105,7 @@
       </w:tr>
       <w:tr>
         <w:trPr>
-          <w:trHeight w:val="258"/>
+          <w:trHeight w:val="269"/>
         </w:trPr>
         <w:tc>
           <w:tcPr>
@@ -1360,7 +2313,7 @@
       </w:tr>
       <w:tr>
         <w:trPr>
-          <w:trHeight w:val="235"/>
+          <w:trHeight w:val="269"/>
         </w:trPr>
         <w:tc>
           <w:tcPr>
@@ -1597,8 +2550,59 @@
                 <w:sz w:val="20"/>
                 <w:szCs w:val="20"/>
               </w:rPr>
-              <w:t xml:space="preserve"> Kunci Pintu Depan</w:t>
-            </w:r>
+              <w:t xml:space="preserve"> </w:t>
+            </w:r>
+            <w:proofErr w:type="spellStart"/>
+            <w:r>
+              <w:rPr>
+                <w:rFonts w:ascii="Bookman Old Style" w:eastAsia="Times New Roman" w:hAnsi="Bookman Old Style"/>
+                <w:color w:val="000000"/>
+                <w:sz w:val="20"/>
+                <w:szCs w:val="20"/>
+              </w:rPr>
+              <w:t>Kunci</w:t>
+            </w:r>
+            <w:proofErr w:type="spellEnd"/>
+            <w:r>
+              <w:rPr>
+                <w:rFonts w:ascii="Bookman Old Style" w:eastAsia="Times New Roman" w:hAnsi="Bookman Old Style"/>
+                <w:color w:val="000000"/>
+                <w:sz w:val="20"/>
+                <w:szCs w:val="20"/>
+              </w:rPr>
+              <w:t xml:space="preserve"> </w:t>
+            </w:r>
+            <w:proofErr w:type="spellStart"/>
+            <w:r>
+              <w:rPr>
+                <w:rFonts w:ascii="Bookman Old Style" w:eastAsia="Times New Roman" w:hAnsi="Bookman Old Style"/>
+                <w:color w:val="000000"/>
+                <w:sz w:val="20"/>
+                <w:szCs w:val="20"/>
+              </w:rPr>
+              <w:t>Pintu</w:t>
+            </w:r>
+            <w:proofErr w:type="spellEnd"/>
+            <w:r>
+              <w:rPr>
+                <w:rFonts w:ascii="Bookman Old Style" w:eastAsia="Times New Roman" w:hAnsi="Bookman Old Style"/>
+                <w:color w:val="000000"/>
+                <w:sz w:val="20"/>
+                <w:szCs w:val="20"/>
+              </w:rPr>
+              <w:t xml:space="preserve"> </w:t>
+            </w:r>
+            <w:proofErr w:type="spellStart"/>
+            <w:r>
+              <w:rPr>
+                <w:rFonts w:ascii="Bookman Old Style" w:eastAsia="Times New Roman" w:hAnsi="Bookman Old Style"/>
+                <w:color w:val="000000"/>
+                <w:sz w:val="20"/>
+                <w:szCs w:val="20"/>
+              </w:rPr>
+              <w:t>Depan</w:t>
+            </w:r>
+            <w:proofErr w:type="spellEnd"/>
           </w:p>
         </w:tc>
         <w:tc>
@@ -1883,8 +2887,39 @@
                 <w:sz w:val="20"/>
                 <w:szCs w:val="20"/>
               </w:rPr>
-              <w:t xml:space="preserve"> Handel Jendela Depan</w:t>
-            </w:r>
+              <w:t xml:space="preserve"> Handel </w:t>
+            </w:r>
+            <w:proofErr w:type="spellStart"/>
+            <w:r>
+              <w:rPr>
+                <w:rFonts w:ascii="Bookman Old Style" w:eastAsia="Times New Roman" w:hAnsi="Bookman Old Style"/>
+                <w:color w:val="000000"/>
+                <w:sz w:val="20"/>
+                <w:szCs w:val="20"/>
+              </w:rPr>
+              <w:t>Jendela</w:t>
+            </w:r>
+            <w:proofErr w:type="spellEnd"/>
+            <w:r>
+              <w:rPr>
+                <w:rFonts w:ascii="Bookman Old Style" w:eastAsia="Times New Roman" w:hAnsi="Bookman Old Style"/>
+                <w:color w:val="000000"/>
+                <w:sz w:val="20"/>
+                <w:szCs w:val="20"/>
+              </w:rPr>
+              <w:t xml:space="preserve"> </w:t>
+            </w:r>
+            <w:proofErr w:type="spellStart"/>
+            <w:r>
+              <w:rPr>
+                <w:rFonts w:ascii="Bookman Old Style" w:eastAsia="Times New Roman" w:hAnsi="Bookman Old Style"/>
+                <w:color w:val="000000"/>
+                <w:sz w:val="20"/>
+                <w:szCs w:val="20"/>
+              </w:rPr>
+              <w:t>Depan</w:t>
+            </w:r>
+            <w:proofErr w:type="spellEnd"/>
           </w:p>
         </w:tc>
         <w:tc>
@@ -2169,16 +3204,67 @@
                 <w:sz w:val="20"/>
                 <w:szCs w:val="20"/>
               </w:rPr>
-              <w:t xml:space="preserve"> Lampu </w:t>
-            </w:r>
-            <w:r>
-              <w:rPr>
-                <w:rFonts w:ascii="Bookman Old Style" w:eastAsia="Times New Roman" w:hAnsi="Bookman Old Style"/>
-                <w:color w:val="000000"/>
-                <w:sz w:val="20"/>
-                <w:szCs w:val="20"/>
-              </w:rPr>
-              <w:t>Hunian (5 buah)</w:t>
+              <w:t xml:space="preserve"> </w:t>
+            </w:r>
+            <w:proofErr w:type="spellStart"/>
+            <w:r>
+              <w:rPr>
+                <w:rFonts w:ascii="Bookman Old Style" w:eastAsia="Times New Roman" w:hAnsi="Bookman Old Style"/>
+                <w:color w:val="000000"/>
+                <w:sz w:val="20"/>
+                <w:szCs w:val="20"/>
+              </w:rPr>
+              <w:t>Lampu</w:t>
+            </w:r>
+            <w:proofErr w:type="spellEnd"/>
+            <w:r>
+              <w:rPr>
+                <w:rFonts w:ascii="Bookman Old Style" w:eastAsia="Times New Roman" w:hAnsi="Bookman Old Style"/>
+                <w:color w:val="000000"/>
+                <w:sz w:val="20"/>
+                <w:szCs w:val="20"/>
+              </w:rPr>
+              <w:t xml:space="preserve"> </w:t>
+            </w:r>
+            <w:proofErr w:type="spellStart"/>
+            <w:r>
+              <w:rPr>
+                <w:rFonts w:ascii="Bookman Old Style" w:eastAsia="Times New Roman" w:hAnsi="Bookman Old Style"/>
+                <w:color w:val="000000"/>
+                <w:sz w:val="20"/>
+                <w:szCs w:val="20"/>
+              </w:rPr>
+              <w:t>Hunian</w:t>
+            </w:r>
+            <w:proofErr w:type="spellEnd"/>
+            <w:r>
+              <w:rPr>
+                <w:rFonts w:ascii="Bookman Old Style" w:eastAsia="Times New Roman" w:hAnsi="Bookman Old Style"/>
+                <w:color w:val="000000"/>
+                <w:sz w:val="20"/>
+                <w:szCs w:val="20"/>
+              </w:rPr>
+              <w:t xml:space="preserve"> (5 </w:t>
+            </w:r>
+            <w:proofErr w:type="spellStart"/>
+            <w:r>
+              <w:rPr>
+                <w:rFonts w:ascii="Bookman Old Style" w:eastAsia="Times New Roman" w:hAnsi="Bookman Old Style"/>
+                <w:color w:val="000000"/>
+                <w:sz w:val="20"/>
+                <w:szCs w:val="20"/>
+              </w:rPr>
+              <w:t>buah</w:t>
+            </w:r>
+            <w:proofErr w:type="spellEnd"/>
+            <w:r>
+              <w:rPr>
+                <w:rFonts w:ascii="Bookman Old Style" w:eastAsia="Times New Roman" w:hAnsi="Bookman Old Style"/>
+                <w:color w:val="000000"/>
+                <w:sz w:val="20"/>
+                <w:szCs w:val="20"/>
+              </w:rPr>
+              <w:t>)</w:t>
             </w:r>
           </w:p>
         </w:tc>
@@ -2464,7 +3550,27 @@
                 <w:sz w:val="20"/>
                 <w:szCs w:val="20"/>
               </w:rPr>
-              <w:t xml:space="preserve"> Mcb 2 Ampere</w:t>
+              <w:t xml:space="preserve"> </w:t>
+            </w:r>
+            <w:proofErr w:type="spellStart"/>
+            <w:r>
+              <w:rPr>
+                <w:rFonts w:ascii="Bookman Old Style" w:eastAsia="Times New Roman" w:hAnsi="Bookman Old Style"/>
+                <w:color w:val="000000"/>
+                <w:sz w:val="20"/>
+                <w:szCs w:val="20"/>
+              </w:rPr>
+              <w:t>Mcb</w:t>
+            </w:r>
+            <w:proofErr w:type="spellEnd"/>
+            <w:r>
+              <w:rPr>
+                <w:rFonts w:ascii="Bookman Old Style" w:eastAsia="Times New Roman" w:hAnsi="Bookman Old Style"/>
+                <w:color w:val="000000"/>
+                <w:sz w:val="20"/>
+                <w:szCs w:val="20"/>
+              </w:rPr>
+              <w:t xml:space="preserve"> 2 Ampere</w:t>
             </w:r>
           </w:p>
         </w:tc>
@@ -2750,17 +3856,39 @@
                 <w:sz w:val="20"/>
                 <w:szCs w:val="20"/>
               </w:rPr>
-              <w:t xml:space="preserve"> Saklar</w:t>
-            </w:r>
-            <w:r>
-              <w:rPr>
-                <w:rFonts w:ascii="Bookman Old Style" w:eastAsia="Times New Roman" w:hAnsi="Bookman Old Style"/>
-                <w:color w:val="000000"/>
-                <w:sz w:val="20"/>
-                <w:szCs w:val="20"/>
-              </w:rPr>
-              <w:t xml:space="preserve"> dan stop kontak</w:t>
-            </w:r>
+              <w:t xml:space="preserve"> </w:t>
+            </w:r>
+            <w:proofErr w:type="spellStart"/>
+            <w:r>
+              <w:rPr>
+                <w:rFonts w:ascii="Bookman Old Style" w:eastAsia="Times New Roman" w:hAnsi="Bookman Old Style"/>
+                <w:color w:val="000000"/>
+                <w:sz w:val="20"/>
+                <w:szCs w:val="20"/>
+              </w:rPr>
+              <w:t>Saklar</w:t>
+            </w:r>
+            <w:proofErr w:type="spellEnd"/>
+            <w:r>
+              <w:rPr>
+                <w:rFonts w:ascii="Bookman Old Style" w:eastAsia="Times New Roman" w:hAnsi="Bookman Old Style"/>
+                <w:color w:val="000000"/>
+                <w:sz w:val="20"/>
+                <w:szCs w:val="20"/>
+              </w:rPr>
+              <w:t xml:space="preserve"> dan stop </w:t>
+            </w:r>
+            <w:proofErr w:type="spellStart"/>
+            <w:r>
+              <w:rPr>
+                <w:rFonts w:ascii="Bookman Old Style" w:eastAsia="Times New Roman" w:hAnsi="Bookman Old Style"/>
+                <w:color w:val="000000"/>
+                <w:sz w:val="20"/>
+                <w:szCs w:val="20"/>
+              </w:rPr>
+              <w:t>kontak</w:t>
+            </w:r>
+            <w:proofErr w:type="spellEnd"/>
           </w:p>
         </w:tc>
         <w:tc>
@@ -3045,8 +4173,39 @@
                 <w:sz w:val="20"/>
                 <w:szCs w:val="20"/>
               </w:rPr>
-              <w:t xml:space="preserve"> Kran Cuci Piring</w:t>
-            </w:r>
+              <w:t xml:space="preserve"> Kran </w:t>
+            </w:r>
+            <w:proofErr w:type="spellStart"/>
+            <w:r>
+              <w:rPr>
+                <w:rFonts w:ascii="Bookman Old Style" w:eastAsia="Times New Roman" w:hAnsi="Bookman Old Style"/>
+                <w:color w:val="000000"/>
+                <w:sz w:val="20"/>
+                <w:szCs w:val="20"/>
+              </w:rPr>
+              <w:t>Cuci</w:t>
+            </w:r>
+            <w:proofErr w:type="spellEnd"/>
+            <w:r>
+              <w:rPr>
+                <w:rFonts w:ascii="Bookman Old Style" w:eastAsia="Times New Roman" w:hAnsi="Bookman Old Style"/>
+                <w:color w:val="000000"/>
+                <w:sz w:val="20"/>
+                <w:szCs w:val="20"/>
+              </w:rPr>
+              <w:t xml:space="preserve"> </w:t>
+            </w:r>
+            <w:proofErr w:type="spellStart"/>
+            <w:r>
+              <w:rPr>
+                <w:rFonts w:ascii="Bookman Old Style" w:eastAsia="Times New Roman" w:hAnsi="Bookman Old Style"/>
+                <w:color w:val="000000"/>
+                <w:sz w:val="20"/>
+                <w:szCs w:val="20"/>
+              </w:rPr>
+              <w:t>Piring</w:t>
+            </w:r>
+            <w:proofErr w:type="spellEnd"/>
           </w:p>
         </w:tc>
         <w:tc>
@@ -3322,8 +4481,19 @@
                 <w:sz w:val="20"/>
                 <w:szCs w:val="20"/>
               </w:rPr>
-              <w:t xml:space="preserve"> Washtafel</w:t>
-            </w:r>
+              <w:t xml:space="preserve"> </w:t>
+            </w:r>
+            <w:proofErr w:type="spellStart"/>
+            <w:r>
+              <w:rPr>
+                <w:rFonts w:ascii="Bookman Old Style" w:eastAsia="Times New Roman" w:hAnsi="Bookman Old Style"/>
+                <w:color w:val="000000"/>
+                <w:sz w:val="20"/>
+                <w:szCs w:val="20"/>
+              </w:rPr>
+              <w:t>Washtafel</w:t>
+            </w:r>
+            <w:proofErr w:type="spellEnd"/>
           </w:p>
         </w:tc>
         <w:tc>
@@ -3608,7 +4778,47 @@
                 <w:sz w:val="20"/>
                 <w:szCs w:val="20"/>
               </w:rPr>
-              <w:t xml:space="preserve"> Kunci Pintu Kamar Mandi</w:t>
+              <w:t xml:space="preserve"> </w:t>
+            </w:r>
+            <w:proofErr w:type="spellStart"/>
+            <w:r>
+              <w:rPr>
+                <w:rFonts w:ascii="Bookman Old Style" w:eastAsia="Times New Roman" w:hAnsi="Bookman Old Style"/>
+                <w:color w:val="000000"/>
+                <w:sz w:val="20"/>
+                <w:szCs w:val="20"/>
+              </w:rPr>
+              <w:t>Kunci</w:t>
+            </w:r>
+            <w:proofErr w:type="spellEnd"/>
+            <w:r>
+              <w:rPr>
+                <w:rFonts w:ascii="Bookman Old Style" w:eastAsia="Times New Roman" w:hAnsi="Bookman Old Style"/>
+                <w:color w:val="000000"/>
+                <w:sz w:val="20"/>
+                <w:szCs w:val="20"/>
+              </w:rPr>
+              <w:t xml:space="preserve"> </w:t>
+            </w:r>
+            <w:proofErr w:type="spellStart"/>
+            <w:r>
+              <w:rPr>
+                <w:rFonts w:ascii="Bookman Old Style" w:eastAsia="Times New Roman" w:hAnsi="Bookman Old Style"/>
+                <w:color w:val="000000"/>
+                <w:sz w:val="20"/>
+                <w:szCs w:val="20"/>
+              </w:rPr>
+              <w:t>Pintu</w:t>
+            </w:r>
+            <w:proofErr w:type="spellEnd"/>
+            <w:r>
+              <w:rPr>
+                <w:rFonts w:ascii="Bookman Old Style" w:eastAsia="Times New Roman" w:hAnsi="Bookman Old Style"/>
+                <w:color w:val="000000"/>
+                <w:sz w:val="20"/>
+                <w:szCs w:val="20"/>
+              </w:rPr>
+              <w:t xml:space="preserve"> Kamar Mandi</w:t>
             </w:r>
           </w:p>
         </w:tc>
@@ -4180,8 +5390,59 @@
                 <w:sz w:val="20"/>
                 <w:szCs w:val="20"/>
               </w:rPr>
-              <w:t xml:space="preserve"> Kunci Pintu Dapur</w:t>
-            </w:r>
+              <w:t xml:space="preserve"> </w:t>
+            </w:r>
+            <w:proofErr w:type="spellStart"/>
+            <w:r>
+              <w:rPr>
+                <w:rFonts w:ascii="Bookman Old Style" w:eastAsia="Times New Roman" w:hAnsi="Bookman Old Style"/>
+                <w:color w:val="000000"/>
+                <w:sz w:val="20"/>
+                <w:szCs w:val="20"/>
+              </w:rPr>
+              <w:t>Kunci</w:t>
+            </w:r>
+            <w:proofErr w:type="spellEnd"/>
+            <w:r>
+              <w:rPr>
+                <w:rFonts w:ascii="Bookman Old Style" w:eastAsia="Times New Roman" w:hAnsi="Bookman Old Style"/>
+                <w:color w:val="000000"/>
+                <w:sz w:val="20"/>
+                <w:szCs w:val="20"/>
+              </w:rPr>
+              <w:t xml:space="preserve"> </w:t>
+            </w:r>
+            <w:proofErr w:type="spellStart"/>
+            <w:r>
+              <w:rPr>
+                <w:rFonts w:ascii="Bookman Old Style" w:eastAsia="Times New Roman" w:hAnsi="Bookman Old Style"/>
+                <w:color w:val="000000"/>
+                <w:sz w:val="20"/>
+                <w:szCs w:val="20"/>
+              </w:rPr>
+              <w:t>Pintu</w:t>
+            </w:r>
+            <w:proofErr w:type="spellEnd"/>
+            <w:r>
+              <w:rPr>
+                <w:rFonts w:ascii="Bookman Old Style" w:eastAsia="Times New Roman" w:hAnsi="Bookman Old Style"/>
+                <w:color w:val="000000"/>
+                <w:sz w:val="20"/>
+                <w:szCs w:val="20"/>
+              </w:rPr>
+              <w:t xml:space="preserve"> </w:t>
+            </w:r>
+            <w:proofErr w:type="spellStart"/>
+            <w:r>
+              <w:rPr>
+                <w:rFonts w:ascii="Bookman Old Style" w:eastAsia="Times New Roman" w:hAnsi="Bookman Old Style"/>
+                <w:color w:val="000000"/>
+                <w:sz w:val="20"/>
+                <w:szCs w:val="20"/>
+              </w:rPr>
+              <w:t>Dapur</w:t>
+            </w:r>
+            <w:proofErr w:type="spellEnd"/>
           </w:p>
         </w:tc>
         <w:tc>
@@ -4422,13 +5683,257 @@
           <w:szCs w:val="20"/>
         </w:rPr>
       </w:pPr>
+      <w:proofErr w:type="spellStart"/>
       <w:r>
         <w:rPr>
           <w:rFonts w:ascii="Bookman Old Style" w:hAnsi="Bookman Old Style"/>
           <w:sz w:val="20"/>
           <w:szCs w:val="20"/>
         </w:rPr>
-        <w:t>Demikian Berita Acara Serah Terima Sewa Hunian ini dibuat dengan sebenarnya untuk dipergunakan sebagaimana mestinya.</w:t>
+        <w:t>Demikian</w:t>
+      </w:r>
+      <w:proofErr w:type="spellEnd"/>
+      <w:r>
+        <w:rPr>
+          <w:rFonts w:ascii="Bookman Old Style" w:hAnsi="Bookman Old Style"/>
+          <w:sz w:val="20"/>
+          <w:szCs w:val="20"/>
+        </w:rPr>
+        <w:t xml:space="preserve"> </w:t>
+      </w:r>
+      <w:proofErr w:type="spellStart"/>
+      <w:r>
+        <w:rPr>
+          <w:rFonts w:ascii="Bookman Old Style" w:hAnsi="Bookman Old Style"/>
+          <w:sz w:val="20"/>
+          <w:szCs w:val="20"/>
+        </w:rPr>
+        <w:t>Berita</w:t>
+      </w:r>
+      <w:proofErr w:type="spellEnd"/>
+      <w:r>
+        <w:rPr>
+          <w:rFonts w:ascii="Bookman Old Style" w:hAnsi="Bookman Old Style"/>
+          <w:sz w:val="20"/>
+          <w:szCs w:val="20"/>
+        </w:rPr>
+        <w:t xml:space="preserve"> Acara </w:t>
+      </w:r>
+      <w:proofErr w:type="spellStart"/>
+      <w:r>
+        <w:rPr>
+          <w:rFonts w:ascii="Bookman Old Style" w:hAnsi="Bookman Old Style"/>
+          <w:sz w:val="20"/>
+          <w:szCs w:val="20"/>
+        </w:rPr>
+        <w:t>Serah</w:t>
+      </w:r>
+      <w:proofErr w:type="spellEnd"/>
+      <w:r>
+        <w:rPr>
+          <w:rFonts w:ascii="Bookman Old Style" w:hAnsi="Bookman Old Style"/>
+          <w:sz w:val="20"/>
+          <w:szCs w:val="20"/>
+        </w:rPr>
+        <w:t xml:space="preserve"> </w:t>
+      </w:r>
+      <w:proofErr w:type="spellStart"/>
+      <w:r>
+        <w:rPr>
+          <w:rFonts w:ascii="Bookman Old Style" w:hAnsi="Bookman Old Style"/>
+          <w:sz w:val="20"/>
+          <w:szCs w:val="20"/>
+        </w:rPr>
+        <w:t>Terima</w:t>
+      </w:r>
+      <w:proofErr w:type="spellEnd"/>
+      <w:r>
+        <w:rPr>
+          <w:rFonts w:ascii="Bookman Old Style" w:hAnsi="Bookman Old Style"/>
+          <w:sz w:val="20"/>
+          <w:szCs w:val="20"/>
+        </w:rPr>
+        <w:t xml:space="preserve"> </w:t>
+      </w:r>
+      <w:proofErr w:type="spellStart"/>
+      <w:r>
+        <w:rPr>
+          <w:rFonts w:ascii="Bookman Old Style" w:hAnsi="Bookman Old Style"/>
+          <w:sz w:val="20"/>
+          <w:szCs w:val="20"/>
+        </w:rPr>
+        <w:t>Sewa</w:t>
+      </w:r>
+      <w:proofErr w:type="spellEnd"/>
+      <w:r>
+        <w:rPr>
+          <w:rFonts w:ascii="Bookman Old Style" w:hAnsi="Bookman Old Style"/>
+          <w:sz w:val="20"/>
+          <w:szCs w:val="20"/>
+        </w:rPr>
+        <w:t xml:space="preserve"> </w:t>
+      </w:r>
+      <w:proofErr w:type="spellStart"/>
+      <w:r>
+        <w:rPr>
+          <w:rFonts w:ascii="Bookman Old Style" w:hAnsi="Bookman Old Style"/>
+          <w:sz w:val="20"/>
+          <w:szCs w:val="20"/>
+        </w:rPr>
+        <w:t>Hunian</w:t>
+      </w:r>
+      <w:proofErr w:type="spellEnd"/>
+      <w:r>
+        <w:rPr>
+          <w:rFonts w:ascii="Bookman Old Style" w:hAnsi="Bookman Old Style"/>
+          <w:sz w:val="20"/>
+          <w:szCs w:val="20"/>
+        </w:rPr>
+        <w:t xml:space="preserve"> </w:t>
+      </w:r>
+      <w:proofErr w:type="spellStart"/>
+      <w:r>
+        <w:rPr>
+          <w:rFonts w:ascii="Bookman Old Style" w:hAnsi="Bookman Old Style"/>
+          <w:sz w:val="20"/>
+          <w:szCs w:val="20"/>
+        </w:rPr>
+        <w:t>ini</w:t>
+      </w:r>
+      <w:proofErr w:type="spellEnd"/>
+      <w:r>
+        <w:rPr>
+          <w:rFonts w:ascii="Bookman Old Style" w:hAnsi="Bookman Old Style"/>
+          <w:sz w:val="20"/>
+          <w:szCs w:val="20"/>
+        </w:rPr>
+        <w:t xml:space="preserve"> </w:t>
+      </w:r>
+      <w:proofErr w:type="spellStart"/>
+      <w:r>
+        <w:rPr>
+          <w:rFonts w:ascii="Bookman Old Style" w:hAnsi="Bookman Old Style"/>
+          <w:sz w:val="20"/>
+          <w:szCs w:val="20"/>
+        </w:rPr>
+        <w:t>dibuat</w:t>
+      </w:r>
+      <w:proofErr w:type="spellEnd"/>
+      <w:r>
+        <w:rPr>
+          <w:rFonts w:ascii="Bookman Old Style" w:hAnsi="Bookman Old Style"/>
+          <w:sz w:val="20"/>
+          <w:szCs w:val="20"/>
+        </w:rPr>
+        <w:t xml:space="preserve"> </w:t>
+      </w:r>
+      <w:proofErr w:type="spellStart"/>
+      <w:r>
+        <w:rPr>
+          <w:rFonts w:ascii="Bookman Old Style" w:hAnsi="Bookman Old Style"/>
+          <w:sz w:val="20"/>
+          <w:szCs w:val="20"/>
+        </w:rPr>
+        <w:t>dengan</w:t>
+      </w:r>
+      <w:proofErr w:type="spellEnd"/>
+      <w:r>
+        <w:rPr>
+          <w:rFonts w:ascii="Bookman Old Style" w:hAnsi="Bookman Old Style"/>
+          <w:sz w:val="20"/>
+          <w:szCs w:val="20"/>
+        </w:rPr>
+        <w:t xml:space="preserve"> </w:t>
+      </w:r>
+      <w:proofErr w:type="spellStart"/>
+      <w:r>
+        <w:rPr>
+          <w:rFonts w:ascii="Bookman Old Style" w:hAnsi="Bookman Old Style"/>
+          <w:sz w:val="20"/>
+          <w:szCs w:val="20"/>
+        </w:rPr>
+        <w:t>sebenarnya</w:t>
+      </w:r>
+      <w:proofErr w:type="spellEnd"/>
+      <w:r>
+        <w:rPr>
+          <w:rFonts w:ascii="Bookman Old Style" w:hAnsi="Bookman Old Style"/>
+          <w:sz w:val="20"/>
+          <w:szCs w:val="20"/>
+        </w:rPr>
+        <w:t xml:space="preserve"> </w:t>
+      </w:r>
+      <w:proofErr w:type="spellStart"/>
+      <w:r>
+        <w:rPr>
+          <w:rFonts w:ascii="Bookman Old Style" w:hAnsi="Bookman Old Style"/>
+          <w:sz w:val="20"/>
+          <w:szCs w:val="20"/>
+        </w:rPr>
+        <w:t>untuk</w:t>
+      </w:r>
+      <w:proofErr w:type="spellEnd"/>
+      <w:r>
+        <w:rPr>
+          <w:rFonts w:ascii="Bookman Old Style" w:hAnsi="Bookman Old Style"/>
+          <w:sz w:val="20"/>
+          <w:szCs w:val="20"/>
+        </w:rPr>
+        <w:t xml:space="preserve"> </w:t>
+      </w:r>
+      <w:proofErr w:type="spellStart"/>
+      <w:r>
+        <w:rPr>
+          <w:rFonts w:ascii="Bookman Old Style" w:hAnsi="Bookman Old Style"/>
+          <w:sz w:val="20"/>
+          <w:szCs w:val="20"/>
+        </w:rPr>
+        <w:t>dipergunakan</w:t>
+      </w:r>
+      <w:proofErr w:type="spellEnd"/>
+      <w:r>
+        <w:rPr>
+          <w:rFonts w:ascii="Bookman Old Style" w:hAnsi="Bookman Old Style"/>
+          <w:sz w:val="20"/>
+          <w:szCs w:val="20"/>
+        </w:rPr>
+        <w:t xml:space="preserve"> </w:t>
+      </w:r>
+      <w:proofErr w:type="spellStart"/>
+      <w:r>
+        <w:rPr>
+          <w:rFonts w:ascii="Bookman Old Style" w:hAnsi="Bookman Old Style"/>
+          <w:sz w:val="20"/>
+          <w:szCs w:val="20"/>
+        </w:rPr>
+        <w:t>sebagaimana</w:t>
+      </w:r>
+      <w:proofErr w:type="spellEnd"/>
+      <w:r>
+        <w:rPr>
+          <w:rFonts w:ascii="Bookman Old Style" w:hAnsi="Bookman Old Style"/>
+          <w:sz w:val="20"/>
+          <w:szCs w:val="20"/>
+        </w:rPr>
+        <w:t xml:space="preserve"> </w:t>
+      </w:r>
+      <w:proofErr w:type="spellStart"/>
+      <w:r>
+        <w:rPr>
+          <w:rFonts w:ascii="Bookman Old Style" w:hAnsi="Bookman Old Style"/>
+          <w:sz w:val="20"/>
+          <w:szCs w:val="20"/>
+        </w:rPr>
+        <w:t>mestinya</w:t>
+      </w:r>
+      <w:proofErr w:type="spellEnd"/>
+      <w:r>
+        <w:rPr>
+          <w:rFonts w:ascii="Bookman Old Style" w:hAnsi="Bookman Old Style"/>
+          <w:sz w:val="20"/>
+          <w:szCs w:val="20"/>
+        </w:rPr>
+        <w:t>.</w:t>
       </w:r>
     </w:p>
     <w:tbl>
@@ -4438,8 +5943,8 @@
         <w:tblLook w:val="04A0" w:firstRow="1" w:lastRow="0" w:firstColumn="1" w:lastColumn="0" w:noHBand="0" w:noVBand="1"/>
       </w:tblPr>
       <w:tblGrid>
-        <w:gridCol w:w="5092"/>
-        <w:gridCol w:w="4331"/>
+        <w:gridCol w:w="5089"/>
+        <w:gridCol w:w="4334"/>
       </w:tblGrid>
       <w:tr>
         <w:tc>
@@ -4503,14 +6008,34 @@
               </w:rPr>
               <w:t xml:space="preserve"> </w:t>
             </w:r>
+            <w:proofErr w:type="spellStart"/>
             <w:r>
               <w:rPr>
                 <w:rFonts w:ascii="Bookman Old Style" w:hAnsi="Bookman Old Style"/>
                 <w:sz w:val="20"/>
                 <w:szCs w:val="20"/>
               </w:rPr>
-              <w:t>Rusunawa Kota Cimahi</w:t>
-            </w:r>
+              <w:t>Rusunawa</w:t>
+            </w:r>
+            <w:proofErr w:type="spellEnd"/>
+            <w:r>
+              <w:rPr>
+                <w:rFonts w:ascii="Bookman Old Style" w:hAnsi="Bookman Old Style"/>
+                <w:sz w:val="20"/>
+                <w:szCs w:val="20"/>
+              </w:rPr>
+              <w:t xml:space="preserve"> Kota </w:t>
+            </w:r>
+            <w:proofErr w:type="spellStart"/>
+            <w:r>
+              <w:rPr>
+                <w:rFonts w:ascii="Bookman Old Style" w:hAnsi="Bookman Old Style"/>
+                <w:sz w:val="20"/>
+                <w:szCs w:val="20"/>
+              </w:rPr>
+              <w:t>Cimahi</w:t>
+            </w:r>
+            <w:proofErr w:type="spellEnd"/>
           </w:p>
           <w:p>
             <w:pPr>
@@ -4575,6 +6100,7 @@
                 <w:rFonts w:ascii="Bookman Old Style" w:hAnsi="Bookman Old Style"/>
                 <w:sz w:val="20"/>
                 <w:szCs w:val="20"/>
+                <w:lang w:val="id-ID"/>
               </w:rPr>
             </w:pPr>
             <w:r>
@@ -4584,7 +6110,7 @@
                 <w:szCs w:val="20"/>
                 <w:lang w:val="id-ID"/>
               </w:rPr>
-              <w:t>ASEP SURYANA MASDUKI</w:t>
+              <w:t>{{nama_kordinator}}</w:t>
             </w:r>
           </w:p>
           <w:p>
@@ -4614,45 +6140,92 @@
               <w:t>.</w:t>
             </w:r>
             <w:r>
+              <w:t xml:space="preserve"> </w:t>
+            </w:r>
+            <w:r>
               <w:rPr>
                 <w:rFonts w:ascii="Bookman Old Style" w:hAnsi="Bookman Old Style"/>
                 <w:sz w:val="20"/>
                 <w:szCs w:val="20"/>
               </w:rPr>
-              <w:t>19</w:t>
-            </w:r>
+              <w:t>{{</w:t>
+            </w:r>
+            <w:proofErr w:type="spellStart"/>
             <w:r>
               <w:rPr>
                 <w:rFonts w:ascii="Bookman Old Style" w:hAnsi="Bookman Old Style"/>
                 <w:sz w:val="20"/>
                 <w:szCs w:val="20"/>
+              </w:rPr>
+              <w:t>nip_kordinator</w:t>
+            </w:r>
+            <w:proofErr w:type="spellEnd"/>
+            <w:r>
+              <w:rPr>
+                <w:rFonts w:ascii="Bookman Old Style" w:hAnsi="Bookman Old Style"/>
+                <w:sz w:val="20"/>
+                <w:szCs w:val="20"/>
+              </w:rPr>
+              <w:t>}}</w:t>
+            </w:r>
+          </w:p>
+        </w:tc>
+        <w:tc>
+          <w:tcPr>
+            <w:tcW w:w="4374" w:type="dxa"/>
+          </w:tcPr>
+          <w:p>
+            <w:pPr>
+              <w:spacing w:after="0" w:line="240" w:lineRule="auto"/>
+              <w:jc w:val="center"/>
+              <w:rPr>
+                <w:rFonts w:ascii="Bookman Old Style" w:hAnsi="Bookman Old Style"/>
+                <w:sz w:val="20"/>
+                <w:szCs w:val="20"/>
                 <w:lang w:val="id-ID"/>
               </w:rPr>
-              <w:t xml:space="preserve">820410 2009 </w:t>
-            </w:r>
+            </w:pPr>
             <w:r>
               <w:rPr>
                 <w:rFonts w:ascii="Bookman Old Style" w:hAnsi="Bookman Old Style"/>
                 <w:sz w:val="20"/>
                 <w:szCs w:val="20"/>
-              </w:rPr>
-              <w:t>1</w:t>
-            </w:r>
-            <w:r>
+                <w:lang w:val="id-ID"/>
+              </w:rPr>
+              <w:t>Penghuni</w:t>
+            </w:r>
+          </w:p>
+          <w:p>
+            <w:pPr>
+              <w:spacing w:after="0" w:line="240" w:lineRule="auto"/>
               <w:rPr>
                 <w:rFonts w:ascii="Bookman Old Style" w:hAnsi="Bookman Old Style"/>
                 <w:sz w:val="20"/>
                 <w:szCs w:val="20"/>
                 <w:lang w:val="id-ID"/>
               </w:rPr>
-              <w:t xml:space="preserve"> 005</w:t>
-            </w:r>
-          </w:p>
-        </w:tc>
-        <w:tc>
-          <w:tcPr>
-            <w:tcW w:w="4374" w:type="dxa"/>
-          </w:tcPr>
+            </w:pPr>
+          </w:p>
+          <w:p>
+            <w:pPr>
+              <w:spacing w:after="0" w:line="240" w:lineRule="auto"/>
+              <w:rPr>
+                <w:rFonts w:ascii="Bookman Old Style" w:hAnsi="Bookman Old Style"/>
+                <w:sz w:val="20"/>
+                <w:szCs w:val="20"/>
+                <w:lang w:val="id-ID"/>
+              </w:rPr>
+            </w:pPr>
+            <w:r>
+              <w:rPr>
+                <w:rFonts w:ascii="Bookman Old Style" w:hAnsi="Bookman Old Style"/>
+                <w:sz w:val="20"/>
+                <w:szCs w:val="20"/>
+                <w:lang w:val="id-ID"/>
+              </w:rPr>
+              <w:t xml:space="preserve">  </w:t>
+            </w:r>
+          </w:p>
           <w:p>
             <w:pPr>
               <w:spacing w:after="0" w:line="240" w:lineRule="auto"/>
@@ -4664,100 +6237,49 @@
                 <w:lang w:val="id-ID"/>
               </w:rPr>
             </w:pPr>
-            <w:r>
+          </w:p>
+          <w:p>
+            <w:pPr>
+              <w:spacing w:after="0" w:line="240" w:lineRule="auto"/>
+              <w:jc w:val="center"/>
               <w:rPr>
                 <w:rFonts w:ascii="Bookman Old Style" w:hAnsi="Bookman Old Style"/>
                 <w:sz w:val="20"/>
                 <w:szCs w:val="20"/>
+              </w:rPr>
+            </w:pPr>
+          </w:p>
+          <w:p>
+            <w:pPr>
+              <w:spacing w:after="0" w:line="240" w:lineRule="auto"/>
+              <w:jc w:val="center"/>
+              <w:rPr>
+                <w:rFonts w:ascii="Bookman Old Style" w:hAnsi="Bookman Old Style"/>
+                <w:sz w:val="20"/>
+                <w:szCs w:val="20"/>
+              </w:rPr>
+            </w:pPr>
+          </w:p>
+          <w:p>
+            <w:pPr>
+              <w:spacing w:after="0" w:line="240" w:lineRule="auto"/>
+              <w:jc w:val="center"/>
+              <w:rPr>
+                <w:rFonts w:ascii="Bookman Old Style" w:hAnsi="Bookman Old Style"/>
+                <w:sz w:val="20"/>
+                <w:szCs w:val="20"/>
                 <w:lang w:val="id-ID"/>
               </w:rPr>
-              <w:t>Penghuni</w:t>
-            </w:r>
-          </w:p>
-          <w:p>
-            <w:pPr>
-              <w:spacing w:after="0" w:line="240" w:lineRule="auto"/>
+            </w:pPr>
+          </w:p>
+          <w:p>
+            <w:pPr>
+              <w:spacing w:after="0" w:line="240" w:lineRule="auto"/>
+              <w:jc w:val="center"/>
               <w:rPr>
                 <w:rFonts w:ascii="Bookman Old Style" w:hAnsi="Bookman Old Style"/>
                 <w:sz w:val="20"/>
                 <w:szCs w:val="20"/>
-                <w:lang w:val="id-ID"/>
-              </w:rPr>
-            </w:pPr>
-          </w:p>
-          <w:p>
-            <w:pPr>
-              <w:spacing w:after="0" w:line="240" w:lineRule="auto"/>
-              <w:rPr>
-                <w:rFonts w:ascii="Bookman Old Style" w:hAnsi="Bookman Old Style"/>
-                <w:sz w:val="20"/>
-                <w:szCs w:val="20"/>
-                <w:lang w:val="id-ID"/>
-              </w:rPr>
-            </w:pPr>
-            <w:r>
-              <w:rPr>
-                <w:rFonts w:ascii="Bookman Old Style" w:hAnsi="Bookman Old Style"/>
-                <w:sz w:val="20"/>
-                <w:szCs w:val="20"/>
-                <w:lang w:val="id-ID"/>
-              </w:rPr>
-              <w:t xml:space="preserve">  </w:t>
-            </w:r>
-          </w:p>
-          <w:p>
-            <w:pPr>
-              <w:spacing w:after="0" w:line="240" w:lineRule="auto"/>
-              <w:jc w:val="center"/>
-              <w:rPr>
-                <w:rFonts w:ascii="Bookman Old Style" w:hAnsi="Bookman Old Style"/>
-                <w:sz w:val="20"/>
-                <w:szCs w:val="20"/>
-                <w:lang w:val="id-ID"/>
-              </w:rPr>
-            </w:pPr>
-          </w:p>
-          <w:p>
-            <w:pPr>
-              <w:spacing w:after="0" w:line="240" w:lineRule="auto"/>
-              <w:jc w:val="center"/>
-              <w:rPr>
-                <w:rFonts w:ascii="Bookman Old Style" w:hAnsi="Bookman Old Style"/>
-                <w:sz w:val="20"/>
-                <w:szCs w:val="20"/>
-              </w:rPr>
-            </w:pPr>
-          </w:p>
-          <w:p>
-            <w:pPr>
-              <w:spacing w:after="0" w:line="240" w:lineRule="auto"/>
-              <w:jc w:val="center"/>
-              <w:rPr>
-                <w:rFonts w:ascii="Bookman Old Style" w:hAnsi="Bookman Old Style"/>
-                <w:sz w:val="20"/>
-                <w:szCs w:val="20"/>
-              </w:rPr>
-            </w:pPr>
-          </w:p>
-          <w:p>
-            <w:pPr>
-              <w:spacing w:after="0" w:line="240" w:lineRule="auto"/>
-              <w:jc w:val="center"/>
-              <w:rPr>
-                <w:rFonts w:ascii="Bookman Old Style" w:hAnsi="Bookman Old Style"/>
-                <w:sz w:val="20"/>
-                <w:szCs w:val="20"/>
-                <w:lang w:val="id-ID"/>
-              </w:rPr>
-            </w:pPr>
-          </w:p>
-          <w:p>
-            <w:pPr>
-              <w:spacing w:after="0" w:line="240" w:lineRule="auto"/>
-              <w:rPr>
-                <w:rFonts w:ascii="Bookman Old Style" w:hAnsi="Bookman Old Style"/>
-                <w:sz w:val="20"/>
-                <w:szCs w:val="20"/>
               </w:rPr>
             </w:pPr>
             <w:r>
@@ -4766,39 +6288,25 @@
                 <w:sz w:val="20"/>
                 <w:szCs w:val="20"/>
               </w:rPr>
-              <w:t xml:space="preserve">    </w:t>
-            </w:r>
+              <w:t>{{</w:t>
+            </w:r>
+            <w:proofErr w:type="spellStart"/>
             <w:r>
               <w:rPr>
                 <w:rFonts w:ascii="Bookman Old Style" w:hAnsi="Bookman Old Style" w:cs="Arial"/>
                 <w:sz w:val="20"/>
                 <w:szCs w:val="20"/>
               </w:rPr>
-              <w:t xml:space="preserve">           </w:t>
-            </w:r>
+              <w:t>nama_penyewa</w:t>
+            </w:r>
+            <w:proofErr w:type="spellEnd"/>
             <w:r>
               <w:rPr>
                 <w:rFonts w:ascii="Bookman Old Style" w:hAnsi="Bookman Old Style" w:cs="Arial"/>
                 <w:sz w:val="20"/>
                 <w:szCs w:val="20"/>
               </w:rPr>
-              <w:t xml:space="preserve">    </w:t>
-            </w:r>
-            <w:r>
-              <w:rPr>
-                <w:rFonts w:ascii="Bookman Old Style" w:hAnsi="Bookman Old Style" w:cs="Arial"/>
-                <w:sz w:val="20"/>
-                <w:szCs w:val="20"/>
-              </w:rPr>
-              <w:t xml:space="preserve"> </w:t>
-            </w:r>
-            <w:r>
-              <w:rPr>
-                <w:rFonts w:ascii="Bookman Old Style" w:hAnsi="Bookman Old Style" w:cs="Arial"/>
-                <w:sz w:val="20"/>
-                <w:szCs w:val="20"/>
-              </w:rPr>
-              <w:t xml:space="preserve"> Maya Mulyani</w:t>
+              <w:t>}}</w:t>
             </w:r>
           </w:p>
         </w:tc>
@@ -5293,6 +6801,7 @@
   <w:style w:type="character" w:default="1" w:styleId="DefaultParagraphFont">
     <w:name w:val="Default Paragraph Font"/>
     <w:uiPriority w:val="1"/>
+    <w:semiHidden/>
     <w:unhideWhenUsed/>
   </w:style>
   <w:style w:type="table" w:default="1" w:styleId="TableNormal">
@@ -5300,7 +6809,6 @@
     <w:uiPriority w:val="99"/>
     <w:semiHidden/>
     <w:unhideWhenUsed/>
-    <w:qFormat/>
     <w:tblPr>
       <w:tblInd w:w="0" w:type="dxa"/>
       <w:tblCellMar>
